--- a/03_Practical_Implementation_Project/SentinelLite/docs/SentinelLite_Data_Specification.docx
+++ b/03_Practical_Implementation_Project/SentinelLite/docs/SentinelLite_Data_Specification.docx
@@ -107,6 +107,18 @@
     </w:p>
     <w:p>
       <w:pPr>
+        <w:jc w:val="center"/>
+        <w:rPr>
+          <w:rFonts w:ascii="Times New Roman" w:hAnsi="Times New Roman" w:cs="Times New Roman"/>
+          <w:b/>
+          <w:color w:val="F79646" w:themeColor="accent6"/>
+          <w:sz w:val="44"/>
+          <w:szCs w:val="44"/>
+        </w:rPr>
+      </w:pPr>
+    </w:p>
+    <w:p>
+      <w:pPr>
         <w:spacing w:after="0"/>
         <w:jc w:val="center"/>
         <w:rPr>
@@ -167,7 +179,6 @@
           <w:szCs w:val="72"/>
         </w:rPr>
       </w:pPr>
-      <w:proofErr w:type="spellStart"/>
       <w:r>
         <w:rPr>
           <w:rFonts w:ascii="Times New Roman" w:hAnsi="Times New Roman" w:cs="Times New Roman"/>
@@ -178,7 +189,6 @@
         </w:rPr>
         <w:t>SentinelLite</w:t>
       </w:r>
-      <w:proofErr w:type="spellEnd"/>
     </w:p>
     <w:p>
       <w:pPr>
@@ -217,49 +227,26 @@
         <w:rPr>
           <w:rFonts w:cs="Calibri"/>
           <w:b/>
-          <w:sz w:val="32"/>
-          <w:szCs w:val="32"/>
+          <w:sz w:val="24"/>
+          <w:szCs w:val="24"/>
         </w:rPr>
       </w:pPr>
       <w:r>
         <w:rPr>
           <w:rFonts w:eastAsia="Calibri"/>
-          <w:sz w:val="32"/>
-          <w:szCs w:val="32"/>
+          <w:sz w:val="24"/>
+          <w:szCs w:val="24"/>
         </w:rPr>
         <w:t>Document Version: 1.0</w:t>
       </w:r>
       <w:r>
         <w:rPr>
           <w:rFonts w:eastAsia="Calibri"/>
-          <w:sz w:val="32"/>
-          <w:szCs w:val="32"/>
+          <w:sz w:val="24"/>
+          <w:szCs w:val="24"/>
         </w:rPr>
         <w:br/>
-        <w:t>Status: Design Baseline</w:t>
       </w:r>
-    </w:p>
-    <w:p>
-      <w:pPr>
-        <w:jc w:val="center"/>
-        <w:rPr>
-          <w:rFonts w:cs="Calibri"/>
-          <w:b/>
-          <w:sz w:val="32"/>
-          <w:szCs w:val="32"/>
-        </w:rPr>
-      </w:pPr>
-    </w:p>
-    <w:p>
-      <w:pPr>
-        <w:jc w:val="center"/>
-        <w:rPr>
-          <w:rFonts w:cs="Calibri"/>
-          <w:b/>
-          <w:sz w:val="32"/>
-          <w:szCs w:val="32"/>
-        </w:rPr>
-      </w:pPr>
     </w:p>
     <w:p>
       <w:pPr>
@@ -355,7 +342,7 @@
         <w:pStyle w:val="ListBullet"/>
       </w:pPr>
       <w:r>
-        <w:t>The initial version uses a local CSV file containing synthetic security-log records.</w:t>
+        <w:t>The initial version accepts a CSV upload through the web frontend and analyzes synthetic security-log records through the FastAPI backend.</w:t>
       </w:r>
     </w:p>
     <w:p>
@@ -371,7 +358,7 @@
         <w:pStyle w:val="ListBullet"/>
       </w:pPr>
       <w:r>
-        <w:t>The initial version does not collect live Windows Event Logs and does not automatically block, quarantine, or modify systems.</w:t>
+        <w:t>The initial version does not collect live Windows Event Logs and does not automatically block, quarantine, or modify systems. It has no database, mandatory user accounts, or persistent analysis history.</w:t>
       </w:r>
     </w:p>
     <w:p>
@@ -379,7 +366,7 @@
         <w:pStyle w:val="ListBullet"/>
       </w:pPr>
       <w:r>
-        <w:t>The schema below is the proposed baseline and should remain consistent with the parser, detector, tests, and dashboard.</w:t>
+        <w:t>The nine-column schema below is the canonical MVP contract and must remain consistent with the parser, detector, tests, sample CSV, API, and dashboard.</w:t>
       </w:r>
     </w:p>
     <w:p>
@@ -397,16 +384,25 @@
       </w:r>
     </w:p>
     <w:p>
+      <w:pPr>
+        <w:spacing w:after="0"/>
+      </w:pPr>
       <w:r>
         <w:t>Default path: data/sample_security_logs.csv</w:t>
       </w:r>
     </w:p>
     <w:p>
+      <w:pPr>
+        <w:spacing w:after="0"/>
+      </w:pPr>
       <w:r>
         <w:t>Format: UTF-8 encoded CSV with one header row. Each data row represents one synthetic event.</w:t>
       </w:r>
     </w:p>
     <w:p>
+      <w:pPr>
+        <w:spacing w:after="0"/>
+      </w:pPr>
       <w:r>
         <w:t>Proposed required columns:</w:t>
       </w:r>
@@ -419,10 +415,10 @@
         <w:tblLook w:val="04A0" w:firstRow="1" w:lastRow="0" w:firstColumn="1" w:lastColumn="0" w:noHBand="0" w:noVBand="1"/>
       </w:tblPr>
       <w:tblGrid>
-        <w:gridCol w:w="2340"/>
-        <w:gridCol w:w="2340"/>
-        <w:gridCol w:w="2340"/>
-        <w:gridCol w:w="2340"/>
+        <w:gridCol w:w="2336"/>
+        <w:gridCol w:w="2335"/>
+        <w:gridCol w:w="2335"/>
+        <w:gridCol w:w="2338"/>
       </w:tblGrid>
       <w:tr>
         <w:trPr>
@@ -442,7 +438,7 @@
           </w:tcPr>
           <w:p>
             <w:pPr>
-              <w:spacing w:after="40" w:line="240" w:lineRule="auto"/>
+              <w:spacing w:after="0"/>
             </w:pPr>
             <w:r>
               <w:rPr>
@@ -469,7 +465,7 @@
           </w:tcPr>
           <w:p>
             <w:pPr>
-              <w:spacing w:after="40" w:line="240" w:lineRule="auto"/>
+              <w:spacing w:after="0"/>
             </w:pPr>
             <w:r>
               <w:rPr>
@@ -496,7 +492,7 @@
           </w:tcPr>
           <w:p>
             <w:pPr>
-              <w:spacing w:after="40" w:line="240" w:lineRule="auto"/>
+              <w:spacing w:after="0"/>
             </w:pPr>
             <w:r>
               <w:rPr>
@@ -523,7 +519,7 @@
           </w:tcPr>
           <w:p>
             <w:pPr>
-              <w:spacing w:after="40" w:line="240" w:lineRule="auto"/>
+              <w:spacing w:after="0"/>
             </w:pPr>
             <w:r>
               <w:rPr>
@@ -554,7 +550,108 @@
           </w:tcPr>
           <w:p>
             <w:pPr>
-              <w:spacing w:after="0" w:line="240" w:lineRule="auto"/>
+              <w:spacing w:after="0"/>
+            </w:pPr>
+            <w:r>
+              <w:rPr>
+                <w:rFonts w:eastAsia="Calibri"/>
+                <w:sz w:val="18"/>
+              </w:rPr>
+              <w:t>event_id</w:t>
+            </w:r>
+          </w:p>
+        </w:tc>
+        <w:tc>
+          <w:tcPr>
+            <w:tcW w:w="2340" w:type="dxa"/>
+            <w:tcBorders>
+              <w:top w:val="single" w:sz="6" w:space="0" w:color="000000"/>
+              <w:left w:val="single" w:sz="6" w:space="0" w:color="000000"/>
+              <w:bottom w:val="single" w:sz="6" w:space="0" w:color="000000"/>
+              <w:right w:val="single" w:sz="6" w:space="0" w:color="000000"/>
+            </w:tcBorders>
+            <w:vAlign w:val="center"/>
+          </w:tcPr>
+          <w:p>
+            <w:pPr>
+              <w:spacing w:after="0"/>
+            </w:pPr>
+            <w:r>
+              <w:rPr>
+                <w:rFonts w:eastAsia="Calibri"/>
+                <w:sz w:val="18"/>
+              </w:rPr>
+              <w:t>String</w:t>
+            </w:r>
+          </w:p>
+        </w:tc>
+        <w:tc>
+          <w:tcPr>
+            <w:tcW w:w="2340" w:type="dxa"/>
+            <w:tcBorders>
+              <w:top w:val="single" w:sz="6" w:space="0" w:color="000000"/>
+              <w:left w:val="single" w:sz="6" w:space="0" w:color="000000"/>
+              <w:bottom w:val="single" w:sz="6" w:space="0" w:color="000000"/>
+              <w:right w:val="single" w:sz="6" w:space="0" w:color="000000"/>
+            </w:tcBorders>
+            <w:vAlign w:val="center"/>
+          </w:tcPr>
+          <w:p>
+            <w:pPr>
+              <w:spacing w:after="0"/>
+            </w:pPr>
+            <w:r>
+              <w:rPr>
+                <w:rFonts w:eastAsia="Calibri"/>
+                <w:sz w:val="18"/>
+              </w:rPr>
+              <w:t>Yes</w:t>
+            </w:r>
+          </w:p>
+        </w:tc>
+        <w:tc>
+          <w:tcPr>
+            <w:tcW w:w="2340" w:type="dxa"/>
+            <w:tcBorders>
+              <w:top w:val="single" w:sz="6" w:space="0" w:color="000000"/>
+              <w:left w:val="single" w:sz="6" w:space="0" w:color="000000"/>
+              <w:bottom w:val="single" w:sz="6" w:space="0" w:color="000000"/>
+              <w:right w:val="single" w:sz="6" w:space="0" w:color="000000"/>
+            </w:tcBorders>
+            <w:vAlign w:val="center"/>
+          </w:tcPr>
+          <w:p>
+            <w:pPr>
+              <w:spacing w:after="0"/>
+            </w:pPr>
+            <w:r>
+              <w:rPr>
+                <w:rFonts w:eastAsia="Calibri"/>
+                <w:sz w:val="18"/>
+              </w:rPr>
+              <w:t>Unique synthetic event identifier, e.g. EVT-0001.</w:t>
+            </w:r>
+          </w:p>
+        </w:tc>
+      </w:tr>
+      <w:tr>
+        <w:trPr>
+          <w:jc w:val="center"/>
+        </w:trPr>
+        <w:tc>
+          <w:tcPr>
+            <w:tcW w:w="2340" w:type="dxa"/>
+            <w:tcBorders>
+              <w:top w:val="single" w:sz="6" w:space="0" w:color="000000"/>
+              <w:left w:val="single" w:sz="6" w:space="0" w:color="000000"/>
+              <w:bottom w:val="single" w:sz="6" w:space="0" w:color="000000"/>
+              <w:right w:val="single" w:sz="6" w:space="0" w:color="000000"/>
+            </w:tcBorders>
+            <w:vAlign w:val="center"/>
+          </w:tcPr>
+          <w:p>
+            <w:pPr>
+              <w:spacing w:after="0"/>
             </w:pPr>
             <w:r>
               <w:rPr>
@@ -578,14 +675,14 @@
           </w:tcPr>
           <w:p>
             <w:pPr>
-              <w:spacing w:after="0" w:line="240" w:lineRule="auto"/>
+              <w:spacing w:after="0"/>
             </w:pPr>
             <w:r>
               <w:rPr>
                 <w:rFonts w:eastAsia="Calibri"/>
                 <w:sz w:val="18"/>
               </w:rPr>
-              <w:t>ISO 8601 string</w:t>
+              <w:t>ISO 8601 date-time string</w:t>
             </w:r>
           </w:p>
         </w:tc>
@@ -602,7 +699,7 @@
           </w:tcPr>
           <w:p>
             <w:pPr>
-              <w:spacing w:after="0" w:line="240" w:lineRule="auto"/>
+              <w:spacing w:after="0"/>
             </w:pPr>
             <w:r>
               <w:rPr>
@@ -626,14 +723,14 @@
           </w:tcPr>
           <w:p>
             <w:pPr>
-              <w:spacing w:after="0" w:line="240" w:lineRule="auto"/>
+              <w:spacing w:after="0"/>
             </w:pPr>
             <w:r>
               <w:rPr>
                 <w:rFonts w:eastAsia="Calibri"/>
                 <w:sz w:val="18"/>
               </w:rPr>
-              <w:t>Event date and time, preferably with timezone offset or Z suffix.</w:t>
+              <w:t>Event date and time; use a consistent format, preferably UTC or an explicit timezone.</w:t>
             </w:r>
           </w:p>
         </w:tc>
@@ -655,7 +752,310 @@
           </w:tcPr>
           <w:p>
             <w:pPr>
-              <w:spacing w:after="0" w:line="240" w:lineRule="auto"/>
+              <w:spacing w:after="0"/>
+            </w:pPr>
+            <w:r>
+              <w:rPr>
+                <w:rFonts w:eastAsia="Calibri"/>
+                <w:sz w:val="18"/>
+              </w:rPr>
+              <w:t>event_type</w:t>
+            </w:r>
+          </w:p>
+        </w:tc>
+        <w:tc>
+          <w:tcPr>
+            <w:tcW w:w="2340" w:type="dxa"/>
+            <w:tcBorders>
+              <w:top w:val="single" w:sz="6" w:space="0" w:color="000000"/>
+              <w:left w:val="single" w:sz="6" w:space="0" w:color="000000"/>
+              <w:bottom w:val="single" w:sz="6" w:space="0" w:color="000000"/>
+              <w:right w:val="single" w:sz="6" w:space="0" w:color="000000"/>
+            </w:tcBorders>
+            <w:vAlign w:val="center"/>
+          </w:tcPr>
+          <w:p>
+            <w:pPr>
+              <w:spacing w:after="0"/>
+            </w:pPr>
+            <w:r>
+              <w:rPr>
+                <w:rFonts w:eastAsia="Calibri"/>
+                <w:sz w:val="18"/>
+              </w:rPr>
+              <w:t>String / enum</w:t>
+            </w:r>
+          </w:p>
+        </w:tc>
+        <w:tc>
+          <w:tcPr>
+            <w:tcW w:w="2340" w:type="dxa"/>
+            <w:tcBorders>
+              <w:top w:val="single" w:sz="6" w:space="0" w:color="000000"/>
+              <w:left w:val="single" w:sz="6" w:space="0" w:color="000000"/>
+              <w:bottom w:val="single" w:sz="6" w:space="0" w:color="000000"/>
+              <w:right w:val="single" w:sz="6" w:space="0" w:color="000000"/>
+            </w:tcBorders>
+            <w:vAlign w:val="center"/>
+          </w:tcPr>
+          <w:p>
+            <w:pPr>
+              <w:spacing w:after="0"/>
+            </w:pPr>
+            <w:r>
+              <w:rPr>
+                <w:rFonts w:eastAsia="Calibri"/>
+                <w:sz w:val="18"/>
+              </w:rPr>
+              <w:t>Yes</w:t>
+            </w:r>
+          </w:p>
+        </w:tc>
+        <w:tc>
+          <w:tcPr>
+            <w:tcW w:w="2340" w:type="dxa"/>
+            <w:tcBorders>
+              <w:top w:val="single" w:sz="6" w:space="0" w:color="000000"/>
+              <w:left w:val="single" w:sz="6" w:space="0" w:color="000000"/>
+              <w:bottom w:val="single" w:sz="6" w:space="0" w:color="000000"/>
+              <w:right w:val="single" w:sz="6" w:space="0" w:color="000000"/>
+            </w:tcBorders>
+            <w:vAlign w:val="center"/>
+          </w:tcPr>
+          <w:p>
+            <w:pPr>
+              <w:spacing w:after="0"/>
+            </w:pPr>
+            <w:r>
+              <w:rPr>
+                <w:rFonts w:eastAsia="Calibri"/>
+                <w:sz w:val="18"/>
+              </w:rPr>
+              <w:t>Normalized category, e.g. login, privilege_change, process_alert, or network_connection.</w:t>
+            </w:r>
+          </w:p>
+        </w:tc>
+      </w:tr>
+      <w:tr>
+        <w:trPr>
+          <w:jc w:val="center"/>
+        </w:trPr>
+        <w:tc>
+          <w:tcPr>
+            <w:tcW w:w="2340" w:type="dxa"/>
+            <w:tcBorders>
+              <w:top w:val="single" w:sz="6" w:space="0" w:color="000000"/>
+              <w:left w:val="single" w:sz="6" w:space="0" w:color="000000"/>
+              <w:bottom w:val="single" w:sz="6" w:space="0" w:color="000000"/>
+              <w:right w:val="single" w:sz="6" w:space="0" w:color="000000"/>
+            </w:tcBorders>
+            <w:vAlign w:val="center"/>
+          </w:tcPr>
+          <w:p>
+            <w:pPr>
+              <w:spacing w:after="0"/>
+            </w:pPr>
+            <w:r>
+              <w:rPr>
+                <w:rFonts w:eastAsia="Calibri"/>
+                <w:sz w:val="18"/>
+              </w:rPr>
+              <w:t>source</w:t>
+            </w:r>
+          </w:p>
+        </w:tc>
+        <w:tc>
+          <w:tcPr>
+            <w:tcW w:w="2340" w:type="dxa"/>
+            <w:tcBorders>
+              <w:top w:val="single" w:sz="6" w:space="0" w:color="000000"/>
+              <w:left w:val="single" w:sz="6" w:space="0" w:color="000000"/>
+              <w:bottom w:val="single" w:sz="6" w:space="0" w:color="000000"/>
+              <w:right w:val="single" w:sz="6" w:space="0" w:color="000000"/>
+            </w:tcBorders>
+            <w:vAlign w:val="center"/>
+          </w:tcPr>
+          <w:p>
+            <w:pPr>
+              <w:spacing w:after="0"/>
+            </w:pPr>
+            <w:r>
+              <w:rPr>
+                <w:rFonts w:eastAsia="Calibri"/>
+                <w:sz w:val="18"/>
+              </w:rPr>
+              <w:t>String</w:t>
+            </w:r>
+          </w:p>
+        </w:tc>
+        <w:tc>
+          <w:tcPr>
+            <w:tcW w:w="2340" w:type="dxa"/>
+            <w:tcBorders>
+              <w:top w:val="single" w:sz="6" w:space="0" w:color="000000"/>
+              <w:left w:val="single" w:sz="6" w:space="0" w:color="000000"/>
+              <w:bottom w:val="single" w:sz="6" w:space="0" w:color="000000"/>
+              <w:right w:val="single" w:sz="6" w:space="0" w:color="000000"/>
+            </w:tcBorders>
+            <w:vAlign w:val="center"/>
+          </w:tcPr>
+          <w:p>
+            <w:pPr>
+              <w:spacing w:after="0"/>
+            </w:pPr>
+            <w:r>
+              <w:rPr>
+                <w:rFonts w:eastAsia="Calibri"/>
+                <w:sz w:val="18"/>
+              </w:rPr>
+              <w:t>Yes</w:t>
+            </w:r>
+          </w:p>
+        </w:tc>
+        <w:tc>
+          <w:tcPr>
+            <w:tcW w:w="2340" w:type="dxa"/>
+            <w:tcBorders>
+              <w:top w:val="single" w:sz="6" w:space="0" w:color="000000"/>
+              <w:left w:val="single" w:sz="6" w:space="0" w:color="000000"/>
+              <w:bottom w:val="single" w:sz="6" w:space="0" w:color="000000"/>
+              <w:right w:val="single" w:sz="6" w:space="0" w:color="000000"/>
+            </w:tcBorders>
+            <w:vAlign w:val="center"/>
+          </w:tcPr>
+          <w:p>
+            <w:pPr>
+              <w:spacing w:after="0"/>
+            </w:pPr>
+            <w:r>
+              <w:rPr>
+                <w:rFonts w:eastAsia="Calibri"/>
+                <w:sz w:val="18"/>
+              </w:rPr>
+              <w:t>Synthetic source host or service, e.g. WS-TEST-01.</w:t>
+            </w:r>
+          </w:p>
+        </w:tc>
+      </w:tr>
+      <w:tr>
+        <w:trPr>
+          <w:jc w:val="center"/>
+        </w:trPr>
+        <w:tc>
+          <w:tcPr>
+            <w:tcW w:w="2340" w:type="dxa"/>
+            <w:tcBorders>
+              <w:top w:val="single" w:sz="6" w:space="0" w:color="000000"/>
+              <w:left w:val="single" w:sz="6" w:space="0" w:color="000000"/>
+              <w:bottom w:val="single" w:sz="6" w:space="0" w:color="000000"/>
+              <w:right w:val="single" w:sz="6" w:space="0" w:color="000000"/>
+            </w:tcBorders>
+            <w:vAlign w:val="center"/>
+          </w:tcPr>
+          <w:p>
+            <w:pPr>
+              <w:spacing w:after="0"/>
+            </w:pPr>
+            <w:r>
+              <w:rPr>
+                <w:rFonts w:eastAsia="Calibri"/>
+                <w:sz w:val="18"/>
+              </w:rPr>
+              <w:t>actor</w:t>
+            </w:r>
+          </w:p>
+        </w:tc>
+        <w:tc>
+          <w:tcPr>
+            <w:tcW w:w="2340" w:type="dxa"/>
+            <w:tcBorders>
+              <w:top w:val="single" w:sz="6" w:space="0" w:color="000000"/>
+              <w:left w:val="single" w:sz="6" w:space="0" w:color="000000"/>
+              <w:bottom w:val="single" w:sz="6" w:space="0" w:color="000000"/>
+              <w:right w:val="single" w:sz="6" w:space="0" w:color="000000"/>
+            </w:tcBorders>
+            <w:vAlign w:val="center"/>
+          </w:tcPr>
+          <w:p>
+            <w:pPr>
+              <w:spacing w:after="0"/>
+            </w:pPr>
+            <w:r>
+              <w:rPr>
+                <w:rFonts w:eastAsia="Calibri"/>
+                <w:sz w:val="18"/>
+              </w:rPr>
+              <w:t>String</w:t>
+            </w:r>
+          </w:p>
+        </w:tc>
+        <w:tc>
+          <w:tcPr>
+            <w:tcW w:w="2340" w:type="dxa"/>
+            <w:tcBorders>
+              <w:top w:val="single" w:sz="6" w:space="0" w:color="000000"/>
+              <w:left w:val="single" w:sz="6" w:space="0" w:color="000000"/>
+              <w:bottom w:val="single" w:sz="6" w:space="0" w:color="000000"/>
+              <w:right w:val="single" w:sz="6" w:space="0" w:color="000000"/>
+            </w:tcBorders>
+            <w:vAlign w:val="center"/>
+          </w:tcPr>
+          <w:p>
+            <w:pPr>
+              <w:spacing w:after="0"/>
+            </w:pPr>
+            <w:r>
+              <w:rPr>
+                <w:rFonts w:eastAsia="Calibri"/>
+                <w:sz w:val="18"/>
+              </w:rPr>
+              <w:t>Yes</w:t>
+            </w:r>
+          </w:p>
+        </w:tc>
+        <w:tc>
+          <w:tcPr>
+            <w:tcW w:w="2340" w:type="dxa"/>
+            <w:tcBorders>
+              <w:top w:val="single" w:sz="6" w:space="0" w:color="000000"/>
+              <w:left w:val="single" w:sz="6" w:space="0" w:color="000000"/>
+              <w:bottom w:val="single" w:sz="6" w:space="0" w:color="000000"/>
+              <w:right w:val="single" w:sz="6" w:space="0" w:color="000000"/>
+            </w:tcBorders>
+            <w:vAlign w:val="center"/>
+          </w:tcPr>
+          <w:p>
+            <w:pPr>
+              <w:spacing w:after="0"/>
+            </w:pPr>
+            <w:r>
+              <w:rPr>
+                <w:rFonts w:eastAsia="Calibri"/>
+                <w:sz w:val="18"/>
+              </w:rPr>
+              <w:t>Synthetic account or actor label; never a real person's identifier.</w:t>
+            </w:r>
+          </w:p>
+        </w:tc>
+      </w:tr>
+      <w:tr>
+        <w:trPr>
+          <w:jc w:val="center"/>
+        </w:trPr>
+        <w:tc>
+          <w:tcPr>
+            <w:tcW w:w="2340" w:type="dxa"/>
+            <w:tcBorders>
+              <w:top w:val="single" w:sz="6" w:space="0" w:color="000000"/>
+              <w:left w:val="single" w:sz="6" w:space="0" w:color="000000"/>
+              <w:bottom w:val="single" w:sz="6" w:space="0" w:color="000000"/>
+              <w:right w:val="single" w:sz="6" w:space="0" w:color="000000"/>
+            </w:tcBorders>
+            <w:vAlign w:val="center"/>
+          </w:tcPr>
+          <w:p>
+            <w:pPr>
+              <w:spacing w:after="0"/>
             </w:pPr>
             <w:r>
               <w:rPr>
@@ -679,14 +1079,14 @@
           </w:tcPr>
           <w:p>
             <w:pPr>
-              <w:spacing w:after="0" w:line="240" w:lineRule="auto"/>
+              <w:spacing w:after="0"/>
             </w:pPr>
             <w:r>
               <w:rPr>
                 <w:rFonts w:eastAsia="Calibri"/>
                 <w:sz w:val="18"/>
               </w:rPr>
-              <w:t>IPv4/IPv6 string</w:t>
+              <w:t>IPv4/IPv6 string or empty</w:t>
             </w:r>
           </w:p>
         </w:tc>
@@ -703,14 +1103,14 @@
           </w:tcPr>
           <w:p>
             <w:pPr>
-              <w:spacing w:after="0" w:line="240" w:lineRule="auto"/>
+              <w:spacing w:after="0"/>
             </w:pPr>
             <w:r>
               <w:rPr>
                 <w:rFonts w:eastAsia="Calibri"/>
                 <w:sz w:val="18"/>
               </w:rPr>
-              <w:t>Yes</w:t>
+              <w:t>No</w:t>
             </w:r>
           </w:p>
         </w:tc>
@@ -727,14 +1127,14 @@
           </w:tcPr>
           <w:p>
             <w:pPr>
-              <w:spacing w:after="0" w:line="240" w:lineRule="auto"/>
+              <w:spacing w:after="0"/>
             </w:pPr>
             <w:r>
               <w:rPr>
                 <w:rFonts w:eastAsia="Calibri"/>
                 <w:sz w:val="18"/>
               </w:rPr>
-              <w:t>IP address associated with the event source.</w:t>
+              <w:t>Synthetic source address; documentation-reserved IP addresses are preferred.</w:t>
             </w:r>
           </w:p>
         </w:tc>
@@ -746,71 +1146,38 @@
         <w:tc>
           <w:tcPr>
             <w:tcW w:w="2340" w:type="dxa"/>
-            <w:tcBorders>
-              <w:top w:val="single" w:sz="6" w:space="0" w:color="000000"/>
-              <w:left w:val="single" w:sz="6" w:space="0" w:color="000000"/>
-              <w:bottom w:val="single" w:sz="6" w:space="0" w:color="000000"/>
-              <w:right w:val="single" w:sz="6" w:space="0" w:color="000000"/>
-            </w:tcBorders>
-            <w:vAlign w:val="center"/>
           </w:tcPr>
           <w:p>
             <w:pPr>
-              <w:spacing w:after="0" w:line="240" w:lineRule="auto"/>
+              <w:spacing w:after="0"/>
             </w:pPr>
             <w:r>
-              <w:rPr>
-                <w:rFonts w:eastAsia="Calibri"/>
-                <w:sz w:val="18"/>
-              </w:rPr>
-              <w:t>username</w:t>
+              <w:t>action</w:t>
             </w:r>
           </w:p>
         </w:tc>
         <w:tc>
           <w:tcPr>
             <w:tcW w:w="2340" w:type="dxa"/>
-            <w:tcBorders>
-              <w:top w:val="single" w:sz="6" w:space="0" w:color="000000"/>
-              <w:left w:val="single" w:sz="6" w:space="0" w:color="000000"/>
-              <w:bottom w:val="single" w:sz="6" w:space="0" w:color="000000"/>
-              <w:right w:val="single" w:sz="6" w:space="0" w:color="000000"/>
-            </w:tcBorders>
-            <w:vAlign w:val="center"/>
           </w:tcPr>
           <w:p>
             <w:pPr>
-              <w:spacing w:after="0" w:line="240" w:lineRule="auto"/>
+              <w:spacing w:after="0"/>
             </w:pPr>
             <w:r>
-              <w:rPr>
-                <w:rFonts w:eastAsia="Calibri"/>
-                <w:sz w:val="18"/>
-              </w:rPr>
-              <w:t>String</w:t>
+              <w:t>String / enum</w:t>
             </w:r>
           </w:p>
         </w:tc>
         <w:tc>
           <w:tcPr>
             <w:tcW w:w="2340" w:type="dxa"/>
-            <w:tcBorders>
-              <w:top w:val="single" w:sz="6" w:space="0" w:color="000000"/>
-              <w:left w:val="single" w:sz="6" w:space="0" w:color="000000"/>
-              <w:bottom w:val="single" w:sz="6" w:space="0" w:color="000000"/>
-              <w:right w:val="single" w:sz="6" w:space="0" w:color="000000"/>
-            </w:tcBorders>
-            <w:vAlign w:val="center"/>
           </w:tcPr>
           <w:p>
             <w:pPr>
-              <w:spacing w:after="0" w:line="240" w:lineRule="auto"/>
+              <w:spacing w:after="0"/>
             </w:pPr>
             <w:r>
-              <w:rPr>
-                <w:rFonts w:eastAsia="Calibri"/>
-                <w:sz w:val="18"/>
-              </w:rPr>
               <w:t>Yes</w:t>
             </w:r>
           </w:p>
@@ -818,24 +1185,13 @@
         <w:tc>
           <w:tcPr>
             <w:tcW w:w="2340" w:type="dxa"/>
-            <w:tcBorders>
-              <w:top w:val="single" w:sz="6" w:space="0" w:color="000000"/>
-              <w:left w:val="single" w:sz="6" w:space="0" w:color="000000"/>
-              <w:bottom w:val="single" w:sz="6" w:space="0" w:color="000000"/>
-              <w:right w:val="single" w:sz="6" w:space="0" w:color="000000"/>
-            </w:tcBorders>
-            <w:vAlign w:val="center"/>
           </w:tcPr>
           <w:p>
             <w:pPr>
-              <w:spacing w:after="0" w:line="240" w:lineRule="auto"/>
+              <w:spacing w:after="0"/>
             </w:pPr>
             <w:r>
-              <w:rPr>
-                <w:rFonts w:eastAsia="Calibri"/>
-                <w:sz w:val="18"/>
-              </w:rPr>
-              <w:t>Account name associated with the event; use a consistent placeholder for unknown values.</w:t>
+              <w:t>Activity such as login, privilege_change, or connection.</w:t>
             </w:r>
           </w:p>
         </w:tc>
@@ -847,71 +1203,38 @@
         <w:tc>
           <w:tcPr>
             <w:tcW w:w="2340" w:type="dxa"/>
-            <w:tcBorders>
-              <w:top w:val="single" w:sz="6" w:space="0" w:color="000000"/>
-              <w:left w:val="single" w:sz="6" w:space="0" w:color="000000"/>
-              <w:bottom w:val="single" w:sz="6" w:space="0" w:color="000000"/>
-              <w:right w:val="single" w:sz="6" w:space="0" w:color="000000"/>
-            </w:tcBorders>
-            <w:vAlign w:val="center"/>
           </w:tcPr>
           <w:p>
             <w:pPr>
-              <w:spacing w:after="0" w:line="240" w:lineRule="auto"/>
+              <w:spacing w:after="0"/>
             </w:pPr>
             <w:r>
-              <w:rPr>
-                <w:rFonts w:eastAsia="Calibri"/>
-                <w:sz w:val="18"/>
-              </w:rPr>
-              <w:t>event_type</w:t>
+              <w:t>outcome</w:t>
             </w:r>
           </w:p>
         </w:tc>
         <w:tc>
           <w:tcPr>
             <w:tcW w:w="2340" w:type="dxa"/>
-            <w:tcBorders>
-              <w:top w:val="single" w:sz="6" w:space="0" w:color="000000"/>
-              <w:left w:val="single" w:sz="6" w:space="0" w:color="000000"/>
-              <w:bottom w:val="single" w:sz="6" w:space="0" w:color="000000"/>
-              <w:right w:val="single" w:sz="6" w:space="0" w:color="000000"/>
-            </w:tcBorders>
-            <w:vAlign w:val="center"/>
           </w:tcPr>
           <w:p>
             <w:pPr>
-              <w:spacing w:after="0" w:line="240" w:lineRule="auto"/>
+              <w:spacing w:after="0"/>
             </w:pPr>
             <w:r>
-              <w:rPr>
-                <w:rFonts w:eastAsia="Calibri"/>
-                <w:sz w:val="18"/>
-              </w:rPr>
-              <w:t>String</w:t>
+              <w:t>String / enum</w:t>
             </w:r>
           </w:p>
         </w:tc>
         <w:tc>
           <w:tcPr>
             <w:tcW w:w="2340" w:type="dxa"/>
-            <w:tcBorders>
-              <w:top w:val="single" w:sz="6" w:space="0" w:color="000000"/>
-              <w:left w:val="single" w:sz="6" w:space="0" w:color="000000"/>
-              <w:bottom w:val="single" w:sz="6" w:space="0" w:color="000000"/>
-              <w:right w:val="single" w:sz="6" w:space="0" w:color="000000"/>
-            </w:tcBorders>
-            <w:vAlign w:val="center"/>
           </w:tcPr>
           <w:p>
             <w:pPr>
-              <w:spacing w:after="0" w:line="240" w:lineRule="auto"/>
+              <w:spacing w:after="0"/>
             </w:pPr>
             <w:r>
-              <w:rPr>
-                <w:rFonts w:eastAsia="Calibri"/>
-                <w:sz w:val="18"/>
-              </w:rPr>
               <w:t>Yes</w:t>
             </w:r>
           </w:p>
@@ -919,24 +1242,13 @@
         <w:tc>
           <w:tcPr>
             <w:tcW w:w="2340" w:type="dxa"/>
-            <w:tcBorders>
-              <w:top w:val="single" w:sz="6" w:space="0" w:color="000000"/>
-              <w:left w:val="single" w:sz="6" w:space="0" w:color="000000"/>
-              <w:bottom w:val="single" w:sz="6" w:space="0" w:color="000000"/>
-              <w:right w:val="single" w:sz="6" w:space="0" w:color="000000"/>
-            </w:tcBorders>
-            <w:vAlign w:val="center"/>
           </w:tcPr>
           <w:p>
             <w:pPr>
-              <w:spacing w:after="0" w:line="240" w:lineRule="auto"/>
+              <w:spacing w:after="0"/>
             </w:pPr>
             <w:r>
-              <w:rPr>
-                <w:rFonts w:eastAsia="Calibri"/>
-                <w:sz w:val="18"/>
-              </w:rPr>
-              <w:t>Normalized event category, e.g., login_success, login_failure, privilege_change, malware_alert.</w:t>
+              <w:t>Normalized outcome: success, failure, or unknown.</w:t>
             </w:r>
           </w:p>
         </w:tc>
@@ -948,124 +1260,12 @@
         <w:tc>
           <w:tcPr>
             <w:tcW w:w="2340" w:type="dxa"/>
-            <w:tcBorders>
-              <w:top w:val="single" w:sz="6" w:space="0" w:color="000000"/>
-              <w:left w:val="single" w:sz="6" w:space="0" w:color="000000"/>
-              <w:bottom w:val="single" w:sz="6" w:space="0" w:color="000000"/>
-              <w:right w:val="single" w:sz="6" w:space="0" w:color="000000"/>
-            </w:tcBorders>
-            <w:vAlign w:val="center"/>
           </w:tcPr>
           <w:p>
             <w:pPr>
-              <w:spacing w:after="0" w:line="240" w:lineRule="auto"/>
+              <w:spacing w:after="0"/>
             </w:pPr>
             <w:r>
-              <w:rPr>
-                <w:rFonts w:eastAsia="Calibri"/>
-                <w:sz w:val="18"/>
-              </w:rPr>
-              <w:t>status</w:t>
-            </w:r>
-          </w:p>
-        </w:tc>
-        <w:tc>
-          <w:tcPr>
-            <w:tcW w:w="2340" w:type="dxa"/>
-            <w:tcBorders>
-              <w:top w:val="single" w:sz="6" w:space="0" w:color="000000"/>
-              <w:left w:val="single" w:sz="6" w:space="0" w:color="000000"/>
-              <w:bottom w:val="single" w:sz="6" w:space="0" w:color="000000"/>
-              <w:right w:val="single" w:sz="6" w:space="0" w:color="000000"/>
-            </w:tcBorders>
-            <w:vAlign w:val="center"/>
-          </w:tcPr>
-          <w:p>
-            <w:pPr>
-              <w:spacing w:after="0" w:line="240" w:lineRule="auto"/>
-            </w:pPr>
-            <w:r>
-              <w:rPr>
-                <w:rFonts w:eastAsia="Calibri"/>
-                <w:sz w:val="18"/>
-              </w:rPr>
-              <w:t>String</w:t>
-            </w:r>
-          </w:p>
-        </w:tc>
-        <w:tc>
-          <w:tcPr>
-            <w:tcW w:w="2340" w:type="dxa"/>
-            <w:tcBorders>
-              <w:top w:val="single" w:sz="6" w:space="0" w:color="000000"/>
-              <w:left w:val="single" w:sz="6" w:space="0" w:color="000000"/>
-              <w:bottom w:val="single" w:sz="6" w:space="0" w:color="000000"/>
-              <w:right w:val="single" w:sz="6" w:space="0" w:color="000000"/>
-            </w:tcBorders>
-            <w:vAlign w:val="center"/>
-          </w:tcPr>
-          <w:p>
-            <w:pPr>
-              <w:spacing w:after="0" w:line="240" w:lineRule="auto"/>
-            </w:pPr>
-            <w:r>
-              <w:rPr>
-                <w:rFonts w:eastAsia="Calibri"/>
-                <w:sz w:val="18"/>
-              </w:rPr>
-              <w:t>Yes</w:t>
-            </w:r>
-          </w:p>
-        </w:tc>
-        <w:tc>
-          <w:tcPr>
-            <w:tcW w:w="2340" w:type="dxa"/>
-            <w:tcBorders>
-              <w:top w:val="single" w:sz="6" w:space="0" w:color="000000"/>
-              <w:left w:val="single" w:sz="6" w:space="0" w:color="000000"/>
-              <w:bottom w:val="single" w:sz="6" w:space="0" w:color="000000"/>
-              <w:right w:val="single" w:sz="6" w:space="0" w:color="000000"/>
-            </w:tcBorders>
-            <w:vAlign w:val="center"/>
-          </w:tcPr>
-          <w:p>
-            <w:pPr>
-              <w:spacing w:after="0" w:line="240" w:lineRule="auto"/>
-            </w:pPr>
-            <w:r>
-              <w:rPr>
-                <w:rFonts w:eastAsia="Calibri"/>
-                <w:sz w:val="18"/>
-              </w:rPr>
-              <w:t>Outcome or state, e.g., success, failure, detected.</w:t>
-            </w:r>
-          </w:p>
-        </w:tc>
-      </w:tr>
-      <w:tr>
-        <w:trPr>
-          <w:jc w:val="center"/>
-        </w:trPr>
-        <w:tc>
-          <w:tcPr>
-            <w:tcW w:w="2340" w:type="dxa"/>
-            <w:tcBorders>
-              <w:top w:val="single" w:sz="6" w:space="0" w:color="000000"/>
-              <w:left w:val="single" w:sz="6" w:space="0" w:color="000000"/>
-              <w:bottom w:val="single" w:sz="6" w:space="0" w:color="000000"/>
-              <w:right w:val="single" w:sz="6" w:space="0" w:color="000000"/>
-            </w:tcBorders>
-            <w:vAlign w:val="center"/>
-          </w:tcPr>
-          <w:p>
-            <w:pPr>
-              <w:spacing w:after="0" w:line="240" w:lineRule="auto"/>
-            </w:pPr>
-            <w:r>
-              <w:rPr>
-                <w:rFonts w:eastAsia="Calibri"/>
-                <w:sz w:val="18"/>
-              </w:rPr>
               <w:t>details</w:t>
             </w:r>
           </w:p>
@@ -1073,72 +1273,39 @@
         <w:tc>
           <w:tcPr>
             <w:tcW w:w="2340" w:type="dxa"/>
-            <w:tcBorders>
-              <w:top w:val="single" w:sz="6" w:space="0" w:color="000000"/>
-              <w:left w:val="single" w:sz="6" w:space="0" w:color="000000"/>
-              <w:bottom w:val="single" w:sz="6" w:space="0" w:color="000000"/>
-              <w:right w:val="single" w:sz="6" w:space="0" w:color="000000"/>
-            </w:tcBorders>
-            <w:vAlign w:val="center"/>
           </w:tcPr>
           <w:p>
             <w:pPr>
-              <w:spacing w:after="0" w:line="240" w:lineRule="auto"/>
+              <w:spacing w:after="0"/>
             </w:pPr>
             <w:r>
-              <w:rPr>
-                <w:rFonts w:eastAsia="Calibri"/>
-                <w:sz w:val="18"/>
-              </w:rPr>
-              <w:t>String</w:t>
+              <w:t>String or empty</w:t>
             </w:r>
           </w:p>
         </w:tc>
         <w:tc>
           <w:tcPr>
             <w:tcW w:w="2340" w:type="dxa"/>
-            <w:tcBorders>
-              <w:top w:val="single" w:sz="6" w:space="0" w:color="000000"/>
-              <w:left w:val="single" w:sz="6" w:space="0" w:color="000000"/>
-              <w:bottom w:val="single" w:sz="6" w:space="0" w:color="000000"/>
-              <w:right w:val="single" w:sz="6" w:space="0" w:color="000000"/>
-            </w:tcBorders>
-            <w:vAlign w:val="center"/>
           </w:tcPr>
           <w:p>
             <w:pPr>
-              <w:spacing w:after="0" w:line="240" w:lineRule="auto"/>
+              <w:spacing w:after="0"/>
             </w:pPr>
             <w:r>
-              <w:rPr>
-                <w:rFonts w:eastAsia="Calibri"/>
-                <w:sz w:val="18"/>
-              </w:rPr>
-              <w:t>Yes</w:t>
+              <w:t>No</w:t>
             </w:r>
           </w:p>
         </w:tc>
         <w:tc>
           <w:tcPr>
             <w:tcW w:w="2340" w:type="dxa"/>
-            <w:tcBorders>
-              <w:top w:val="single" w:sz="6" w:space="0" w:color="000000"/>
-              <w:left w:val="single" w:sz="6" w:space="0" w:color="000000"/>
-              <w:bottom w:val="single" w:sz="6" w:space="0" w:color="000000"/>
-              <w:right w:val="single" w:sz="6" w:space="0" w:color="000000"/>
-            </w:tcBorders>
-            <w:vAlign w:val="center"/>
           </w:tcPr>
           <w:p>
             <w:pPr>
-              <w:spacing w:after="0" w:line="240" w:lineRule="auto"/>
+              <w:spacing w:after="0"/>
             </w:pPr>
             <w:r>
-              <w:rPr>
-                <w:rFonts w:eastAsia="Calibri"/>
-                <w:sz w:val="18"/>
-              </w:rPr>
-              <w:t>Short human-readable description; do not include real secrets or personal data.</w:t>
+              <w:t>Short synthetic explanation; do not include secrets or personal data.</w:t>
             </w:r>
           </w:p>
         </w:tc>
@@ -1152,34 +1319,23 @@
           <w:rFonts w:ascii="Times New Roman" w:hAnsi="Times New Roman" w:cs="Times New Roman"/>
         </w:rPr>
       </w:pPr>
-    </w:p>
-    <w:p>
-      <w:pPr>
-        <w:pStyle w:val="Heading1"/>
-        <w:spacing w:before="0"/>
-        <w:rPr>
-          <w:rFonts w:ascii="Times New Roman" w:hAnsi="Times New Roman" w:cs="Times New Roman"/>
-        </w:rPr>
-      </w:pPr>
-    </w:p>
-    <w:p>
-      <w:pPr>
-        <w:pStyle w:val="Heading1"/>
-        <w:spacing w:before="0"/>
-        <w:rPr>
-          <w:rFonts w:ascii="Times New Roman" w:hAnsi="Times New Roman" w:cs="Times New Roman"/>
-        </w:rPr>
-      </w:pPr>
       <w:r>
         <w:rPr>
           <w:rFonts w:ascii="Times New Roman" w:hAnsi="Times New Roman" w:cs="Times New Roman"/>
         </w:rPr>
+        <w:lastRenderedPageBreak/>
         <w:t>4. Allowed Values and Normalization</w:t>
       </w:r>
     </w:p>
     <w:p>
       <w:r>
-        <w:t>The parser should trim leading/trailing whitespace and normalize event_type and status to lowercase for rule matching. It should preserve details as text for display and safely render it.</w:t>
+        <w:t xml:space="preserve">The parser should trim leading/trailing whitespace and normalize event_type and </w:t>
+      </w:r>
+      <w:r>
+        <w:t>outcome</w:t>
+      </w:r>
+      <w:r>
+        <w:t xml:space="preserve"> to lowercase for rule matching. It should preserve details as text for display and safely render it.</w:t>
       </w:r>
     </w:p>
     <w:tbl>
@@ -1190,9 +1346,9 @@
         <w:tblLook w:val="04A0" w:firstRow="1" w:lastRow="0" w:firstColumn="1" w:lastColumn="0" w:noHBand="0" w:noVBand="1"/>
       </w:tblPr>
       <w:tblGrid>
-        <w:gridCol w:w="3120"/>
-        <w:gridCol w:w="3120"/>
-        <w:gridCol w:w="3120"/>
+        <w:gridCol w:w="3113"/>
+        <w:gridCol w:w="3116"/>
+        <w:gridCol w:w="3115"/>
       </w:tblGrid>
       <w:tr>
         <w:trPr>
@@ -1212,7 +1368,7 @@
           </w:tcPr>
           <w:p>
             <w:pPr>
-              <w:spacing w:after="40" w:line="240" w:lineRule="auto"/>
+              <w:spacing w:after="40"/>
             </w:pPr>
             <w:r>
               <w:rPr>
@@ -1221,7 +1377,6 @@
                 <w:color w:val="FFFFFF"/>
                 <w:sz w:val="18"/>
               </w:rPr>
-              <w:lastRenderedPageBreak/>
               <w:t>Field</w:t>
             </w:r>
           </w:p>
@@ -1240,7 +1395,7 @@
           </w:tcPr>
           <w:p>
             <w:pPr>
-              <w:spacing w:after="40" w:line="240" w:lineRule="auto"/>
+              <w:spacing w:after="40"/>
             </w:pPr>
             <w:r>
               <w:rPr>
@@ -1267,7 +1422,7 @@
           </w:tcPr>
           <w:p>
             <w:pPr>
-              <w:spacing w:after="40" w:line="240" w:lineRule="auto"/>
+              <w:spacing w:after="40"/>
             </w:pPr>
             <w:r>
               <w:rPr>
@@ -1298,7 +1453,7 @@
           </w:tcPr>
           <w:p>
             <w:pPr>
-              <w:spacing w:after="40" w:line="240" w:lineRule="auto"/>
+              <w:spacing w:after="40"/>
             </w:pPr>
             <w:r>
               <w:rPr>
@@ -1322,14 +1477,14 @@
           </w:tcPr>
           <w:p>
             <w:pPr>
-              <w:spacing w:after="40" w:line="240" w:lineRule="auto"/>
+              <w:spacing w:after="40"/>
             </w:pPr>
             <w:r>
               <w:rPr>
                 <w:rFonts w:eastAsia="Calibri"/>
                 <w:sz w:val="18"/>
               </w:rPr>
-              <w:t>login_success, login_failure, privilege_change, malware_alert, suspicious_process</w:t>
+              <w:t>login, privilege_change, process_alert, network_connection</w:t>
             </w:r>
           </w:p>
         </w:tc>
@@ -1346,7 +1501,7 @@
           </w:tcPr>
           <w:p>
             <w:pPr>
-              <w:spacing w:after="40" w:line="240" w:lineRule="auto"/>
+              <w:spacing w:after="40"/>
             </w:pPr>
             <w:r>
               <w:rPr>
@@ -1375,14 +1530,14 @@
           </w:tcPr>
           <w:p>
             <w:pPr>
-              <w:spacing w:after="40" w:line="240" w:lineRule="auto"/>
+              <w:spacing w:after="40"/>
             </w:pPr>
             <w:r>
               <w:rPr>
                 <w:rFonts w:eastAsia="Calibri"/>
                 <w:sz w:val="18"/>
               </w:rPr>
-              <w:t>status</w:t>
+              <w:t>outcome</w:t>
             </w:r>
           </w:p>
         </w:tc>
@@ -1399,14 +1554,14 @@
           </w:tcPr>
           <w:p>
             <w:pPr>
-              <w:spacing w:after="40" w:line="240" w:lineRule="auto"/>
+              <w:spacing w:after="40"/>
             </w:pPr>
             <w:r>
               <w:rPr>
                 <w:rFonts w:eastAsia="Calibri"/>
                 <w:sz w:val="18"/>
               </w:rPr>
-              <w:t>success, failure, detected, blocked</w:t>
+              <w:t>success, failure, unknown</w:t>
             </w:r>
           </w:p>
         </w:tc>
@@ -1423,14 +1578,14 @@
           </w:tcPr>
           <w:p>
             <w:pPr>
-              <w:spacing w:after="40" w:line="240" w:lineRule="auto"/>
+              <w:spacing w:after="40"/>
             </w:pPr>
             <w:r>
               <w:rPr>
                 <w:rFonts w:eastAsia="Calibri"/>
                 <w:sz w:val="18"/>
               </w:rPr>
-              <w:t>Unknown statuses should not crash processing; retain or flag them.</w:t>
+              <w:t>Unknown outcomes should not crash processing; retain or flag them.</w:t>
             </w:r>
           </w:p>
         </w:tc>
@@ -1452,7 +1607,7 @@
           </w:tcPr>
           <w:p>
             <w:pPr>
-              <w:spacing w:after="40" w:line="240" w:lineRule="auto"/>
+              <w:spacing w:after="40"/>
             </w:pPr>
             <w:r>
               <w:rPr>
@@ -1476,7 +1631,7 @@
           </w:tcPr>
           <w:p>
             <w:pPr>
-              <w:spacing w:after="40" w:line="240" w:lineRule="auto"/>
+              <w:spacing w:after="40"/>
             </w:pPr>
             <w:r>
               <w:rPr>
@@ -1500,7 +1655,7 @@
           </w:tcPr>
           <w:p>
             <w:pPr>
-              <w:spacing w:after="40" w:line="240" w:lineRule="auto"/>
+              <w:spacing w:after="40"/>
             </w:pPr>
             <w:r>
               <w:rPr>
@@ -1529,7 +1684,7 @@
           </w:tcPr>
           <w:p>
             <w:pPr>
-              <w:spacing w:after="40" w:line="240" w:lineRule="auto"/>
+              <w:spacing w:after="40"/>
             </w:pPr>
             <w:r>
               <w:rPr>
@@ -1553,7 +1708,7 @@
           </w:tcPr>
           <w:p>
             <w:pPr>
-              <w:spacing w:after="40" w:line="240" w:lineRule="auto"/>
+              <w:spacing w:after="40"/>
             </w:pPr>
             <w:r>
               <w:rPr>
@@ -1577,7 +1732,7 @@
           </w:tcPr>
           <w:p>
             <w:pPr>
-              <w:spacing w:after="40" w:line="240" w:lineRule="auto"/>
+              <w:spacing w:after="40"/>
             </w:pPr>
             <w:r>
               <w:rPr>
@@ -1606,14 +1761,14 @@
           </w:tcPr>
           <w:p>
             <w:pPr>
-              <w:spacing w:after="40" w:line="240" w:lineRule="auto"/>
+              <w:spacing w:after="40"/>
             </w:pPr>
             <w:r>
               <w:rPr>
                 <w:rFonts w:eastAsia="Calibri"/>
                 <w:sz w:val="18"/>
               </w:rPr>
-              <w:t>username</w:t>
+              <w:t>actor</w:t>
             </w:r>
           </w:p>
         </w:tc>
@@ -1630,14 +1785,14 @@
           </w:tcPr>
           <w:p>
             <w:pPr>
-              <w:spacing w:after="40" w:line="240" w:lineRule="auto"/>
+              <w:spacing w:after="40"/>
             </w:pPr>
             <w:r>
               <w:rPr>
                 <w:rFonts w:eastAsia="Calibri"/>
                 <w:sz w:val="18"/>
               </w:rPr>
-              <w:t>Non-empty string</w:t>
+              <w:t>Non-empty synthetic label</w:t>
             </w:r>
           </w:p>
         </w:tc>
@@ -1654,7 +1809,7 @@
           </w:tcPr>
           <w:p>
             <w:pPr>
-              <w:spacing w:after="40" w:line="240" w:lineRule="auto"/>
+              <w:spacing w:after="40"/>
             </w:pPr>
             <w:r>
               <w:rPr>
@@ -1683,7 +1838,7 @@
           </w:tcPr>
           <w:p>
             <w:pPr>
-              <w:spacing w:after="40" w:line="240" w:lineRule="auto"/>
+              <w:spacing w:after="40"/>
             </w:pPr>
             <w:r>
               <w:rPr>
@@ -1707,7 +1862,7 @@
           </w:tcPr>
           <w:p>
             <w:pPr>
-              <w:spacing w:after="40" w:line="240" w:lineRule="auto"/>
+              <w:spacing w:after="40"/>
             </w:pPr>
             <w:r>
               <w:rPr>
@@ -1731,7 +1886,7 @@
           </w:tcPr>
           <w:p>
             <w:pPr>
-              <w:spacing w:after="40" w:line="240" w:lineRule="auto"/>
+              <w:spacing w:after="40"/>
             </w:pPr>
             <w:r>
               <w:rPr>
@@ -1758,25 +1913,31 @@
         <w:t>5. Synthetic Sample Records</w:t>
       </w:r>
     </w:p>
+    <w:p/>
     <w:p>
       <w:r>
         <w:t>Examples below illustrate the proposed CSV format. They are synthetic and do not represent real security incidents.</w:t>
       </w:r>
     </w:p>
+    <w:p/>
     <w:tbl>
       <w:tblPr>
         <w:tblStyle w:val="TableGrid"/>
         <w:tblW w:w="0" w:type="auto"/>
         <w:jc w:val="center"/>
+        <w:tblLayout w:type="fixed"/>
         <w:tblLook w:val="04A0" w:firstRow="1" w:lastRow="0" w:firstColumn="1" w:lastColumn="0" w:noHBand="0" w:noVBand="1"/>
       </w:tblPr>
       <w:tblGrid>
-        <w:gridCol w:w="1560"/>
-        <w:gridCol w:w="1560"/>
-        <w:gridCol w:w="1560"/>
-        <w:gridCol w:w="1560"/>
-        <w:gridCol w:w="1560"/>
-        <w:gridCol w:w="1560"/>
+        <w:gridCol w:w="861"/>
+        <w:gridCol w:w="1199"/>
+        <w:gridCol w:w="1309"/>
+        <w:gridCol w:w="833"/>
+        <w:gridCol w:w="1351"/>
+        <w:gridCol w:w="1069"/>
+        <w:gridCol w:w="999"/>
+        <w:gridCol w:w="931"/>
+        <w:gridCol w:w="1024"/>
       </w:tblGrid>
       <w:tr>
         <w:trPr>
@@ -1784,7 +1945,7 @@
         </w:trPr>
         <w:tc>
           <w:tcPr>
-            <w:tcW w:w="1560" w:type="dxa"/>
+            <w:tcW w:w="861" w:type="dxa"/>
             <w:tcBorders>
               <w:top w:val="single" w:sz="6" w:space="0" w:color="000000"/>
               <w:left w:val="single" w:sz="6" w:space="0" w:color="000000"/>
@@ -1796,7 +1957,54 @@
           </w:tcPr>
           <w:p>
             <w:pPr>
-              <w:spacing w:after="40" w:line="240" w:lineRule="auto"/>
+              <w:spacing w:after="40"/>
+              <w:rPr>
+                <w:rFonts w:eastAsia="Calibri"/>
+                <w:b/>
+                <w:color w:val="FFFFFF"/>
+                <w:sz w:val="18"/>
+              </w:rPr>
+            </w:pPr>
+            <w:r>
+              <w:rPr>
+                <w:rFonts w:eastAsia="Calibri"/>
+                <w:b/>
+                <w:color w:val="FFFFFF"/>
+                <w:sz w:val="18"/>
+              </w:rPr>
+              <w:t>event_</w:t>
+            </w:r>
+          </w:p>
+          <w:p>
+            <w:pPr>
+              <w:spacing w:after="40"/>
+            </w:pPr>
+            <w:r>
+              <w:rPr>
+                <w:rFonts w:eastAsia="Calibri"/>
+                <w:b/>
+                <w:color w:val="FFFFFF"/>
+                <w:sz w:val="18"/>
+              </w:rPr>
+              <w:t>id</w:t>
+            </w:r>
+          </w:p>
+        </w:tc>
+        <w:tc>
+          <w:tcPr>
+            <w:tcW w:w="1199" w:type="dxa"/>
+            <w:tcBorders>
+              <w:top w:val="single" w:sz="6" w:space="0" w:color="000000"/>
+              <w:left w:val="single" w:sz="6" w:space="0" w:color="000000"/>
+              <w:bottom w:val="single" w:sz="6" w:space="0" w:color="000000"/>
+              <w:right w:val="single" w:sz="6" w:space="0" w:color="000000"/>
+            </w:tcBorders>
+            <w:shd w:val="clear" w:color="auto" w:fill="000000"/>
+            <w:vAlign w:val="center"/>
+          </w:tcPr>
+          <w:p>
+            <w:pPr>
+              <w:spacing w:after="40"/>
             </w:pPr>
             <w:r>
               <w:rPr>
@@ -1811,7 +2019,7 @@
         </w:tc>
         <w:tc>
           <w:tcPr>
-            <w:tcW w:w="1560" w:type="dxa"/>
+            <w:tcW w:w="1309" w:type="dxa"/>
             <w:tcBorders>
               <w:top w:val="single" w:sz="6" w:space="0" w:color="000000"/>
               <w:left w:val="single" w:sz="6" w:space="0" w:color="000000"/>
@@ -1823,7 +2031,88 @@
           </w:tcPr>
           <w:p>
             <w:pPr>
-              <w:spacing w:after="40" w:line="240" w:lineRule="auto"/>
+              <w:spacing w:after="40"/>
+            </w:pPr>
+            <w:r>
+              <w:rPr>
+                <w:rFonts w:eastAsia="Calibri"/>
+                <w:b/>
+                <w:color w:val="FFFFFF"/>
+                <w:sz w:val="18"/>
+              </w:rPr>
+              <w:t>event_type</w:t>
+            </w:r>
+          </w:p>
+        </w:tc>
+        <w:tc>
+          <w:tcPr>
+            <w:tcW w:w="833" w:type="dxa"/>
+            <w:tcBorders>
+              <w:top w:val="single" w:sz="6" w:space="0" w:color="000000"/>
+              <w:left w:val="single" w:sz="6" w:space="0" w:color="000000"/>
+              <w:bottom w:val="single" w:sz="6" w:space="0" w:color="000000"/>
+              <w:right w:val="single" w:sz="6" w:space="0" w:color="000000"/>
+            </w:tcBorders>
+            <w:shd w:val="clear" w:color="auto" w:fill="000000"/>
+            <w:vAlign w:val="center"/>
+          </w:tcPr>
+          <w:p>
+            <w:pPr>
+              <w:spacing w:after="40"/>
+            </w:pPr>
+            <w:r>
+              <w:rPr>
+                <w:rFonts w:eastAsia="Calibri"/>
+                <w:b/>
+                <w:color w:val="FFFFFF"/>
+                <w:sz w:val="18"/>
+              </w:rPr>
+              <w:t>source</w:t>
+            </w:r>
+          </w:p>
+        </w:tc>
+        <w:tc>
+          <w:tcPr>
+            <w:tcW w:w="1351" w:type="dxa"/>
+            <w:tcBorders>
+              <w:top w:val="single" w:sz="6" w:space="0" w:color="000000"/>
+              <w:left w:val="single" w:sz="6" w:space="0" w:color="000000"/>
+              <w:bottom w:val="single" w:sz="6" w:space="0" w:color="000000"/>
+              <w:right w:val="single" w:sz="6" w:space="0" w:color="000000"/>
+            </w:tcBorders>
+            <w:shd w:val="clear" w:color="auto" w:fill="000000"/>
+            <w:vAlign w:val="center"/>
+          </w:tcPr>
+          <w:p>
+            <w:pPr>
+              <w:spacing w:after="40"/>
+            </w:pPr>
+            <w:r>
+              <w:rPr>
+                <w:rFonts w:eastAsia="Calibri"/>
+                <w:b/>
+                <w:color w:val="FFFFFF"/>
+                <w:sz w:val="18"/>
+              </w:rPr>
+              <w:t>actor</w:t>
+            </w:r>
+          </w:p>
+        </w:tc>
+        <w:tc>
+          <w:tcPr>
+            <w:tcW w:w="1069" w:type="dxa"/>
+            <w:tcBorders>
+              <w:top w:val="single" w:sz="6" w:space="0" w:color="000000"/>
+              <w:left w:val="single" w:sz="6" w:space="0" w:color="000000"/>
+              <w:bottom w:val="single" w:sz="6" w:space="0" w:color="000000"/>
+              <w:right w:val="single" w:sz="6" w:space="0" w:color="000000"/>
+            </w:tcBorders>
+            <w:shd w:val="clear" w:color="auto" w:fill="000000"/>
+            <w:vAlign w:val="center"/>
+          </w:tcPr>
+          <w:p>
+            <w:pPr>
+              <w:spacing w:after="40"/>
             </w:pPr>
             <w:r>
               <w:rPr>
@@ -1838,107 +2127,133 @@
         </w:tc>
         <w:tc>
           <w:tcPr>
-            <w:tcW w:w="1560" w:type="dxa"/>
-            <w:tcBorders>
-              <w:top w:val="single" w:sz="6" w:space="0" w:color="000000"/>
-              <w:left w:val="single" w:sz="6" w:space="0" w:color="000000"/>
-              <w:bottom w:val="single" w:sz="6" w:space="0" w:color="000000"/>
-              <w:right w:val="single" w:sz="6" w:space="0" w:color="000000"/>
-            </w:tcBorders>
-            <w:shd w:val="clear" w:color="auto" w:fill="000000"/>
-            <w:vAlign w:val="center"/>
+            <w:tcW w:w="999" w:type="dxa"/>
+            <w:shd w:val="clear" w:color="auto" w:fill="000000" w:themeFill="text1"/>
           </w:tcPr>
           <w:p>
             <w:pPr>
-              <w:spacing w:after="40" w:line="240" w:lineRule="auto"/>
+              <w:rPr>
+                <w:b/>
+                <w:bCs/>
+                <w:color w:val="FFFFFF" w:themeColor="background1"/>
+                <w:sz w:val="18"/>
+                <w:szCs w:val="18"/>
+              </w:rPr>
+            </w:pPr>
+          </w:p>
+          <w:p>
+            <w:pPr>
+              <w:rPr>
+                <w:b/>
+                <w:bCs/>
+                <w:color w:val="FFFFFF" w:themeColor="background1"/>
+                <w:sz w:val="18"/>
+                <w:szCs w:val="18"/>
+              </w:rPr>
             </w:pPr>
             <w:r>
               <w:rPr>
-                <w:rFonts w:eastAsia="Calibri"/>
                 <w:b/>
-                <w:color w:val="FFFFFF"/>
+                <w:bCs/>
+                <w:color w:val="FFFFFF" w:themeColor="background1"/>
                 <w:sz w:val="18"/>
+                <w:szCs w:val="18"/>
               </w:rPr>
-              <w:t>username</w:t>
+              <w:t>a</w:t>
+            </w:r>
+            <w:r>
+              <w:rPr>
+                <w:b/>
+                <w:bCs/>
+                <w:color w:val="FFFFFF" w:themeColor="background1"/>
+                <w:sz w:val="18"/>
+                <w:szCs w:val="18"/>
+              </w:rPr>
+              <w:t>ction</w:t>
+            </w:r>
+          </w:p>
+          <w:p>
+            <w:pPr>
+              <w:rPr>
+                <w:b/>
+                <w:bCs/>
+                <w:sz w:val="18"/>
+                <w:szCs w:val="18"/>
+              </w:rPr>
+            </w:pPr>
+          </w:p>
+        </w:tc>
+        <w:tc>
+          <w:tcPr>
+            <w:tcW w:w="931" w:type="dxa"/>
+            <w:shd w:val="clear" w:color="auto" w:fill="000000" w:themeFill="text1"/>
+          </w:tcPr>
+          <w:p>
+            <w:pPr>
+              <w:rPr>
+                <w:b/>
+                <w:bCs/>
+                <w:color w:val="FFFFFF" w:themeColor="background1"/>
+                <w:sz w:val="18"/>
+                <w:szCs w:val="18"/>
+              </w:rPr>
+            </w:pPr>
+          </w:p>
+          <w:p>
+            <w:pPr>
+              <w:rPr>
+                <w:b/>
+                <w:bCs/>
+                <w:color w:val="FFFFFF" w:themeColor="background1"/>
+                <w:sz w:val="18"/>
+                <w:szCs w:val="18"/>
+              </w:rPr>
+            </w:pPr>
+            <w:r>
+              <w:rPr>
+                <w:b/>
+                <w:bCs/>
+                <w:color w:val="FFFFFF" w:themeColor="background1"/>
+                <w:sz w:val="18"/>
+                <w:szCs w:val="18"/>
+              </w:rPr>
+              <w:t>outcome</w:t>
             </w:r>
           </w:p>
         </w:tc>
         <w:tc>
           <w:tcPr>
-            <w:tcW w:w="1560" w:type="dxa"/>
-            <w:tcBorders>
-              <w:top w:val="single" w:sz="6" w:space="0" w:color="000000"/>
-              <w:left w:val="single" w:sz="6" w:space="0" w:color="000000"/>
-              <w:bottom w:val="single" w:sz="6" w:space="0" w:color="000000"/>
-              <w:right w:val="single" w:sz="6" w:space="0" w:color="000000"/>
-            </w:tcBorders>
-            <w:shd w:val="clear" w:color="auto" w:fill="000000"/>
-            <w:vAlign w:val="center"/>
+            <w:tcW w:w="1024" w:type="dxa"/>
+            <w:shd w:val="clear" w:color="auto" w:fill="000000" w:themeFill="text1"/>
           </w:tcPr>
           <w:p>
             <w:pPr>
-              <w:spacing w:after="40" w:line="240" w:lineRule="auto"/>
+              <w:rPr>
+                <w:b/>
+                <w:bCs/>
+                <w:color w:val="FFFFFF" w:themeColor="background1"/>
+                <w:sz w:val="18"/>
+                <w:szCs w:val="18"/>
+              </w:rPr>
+            </w:pPr>
+          </w:p>
+          <w:p>
+            <w:pPr>
+              <w:rPr>
+                <w:b/>
+                <w:bCs/>
+                <w:color w:val="FFFFFF" w:themeColor="background1"/>
+                <w:sz w:val="18"/>
+                <w:szCs w:val="18"/>
+              </w:rPr>
             </w:pPr>
             <w:r>
               <w:rPr>
-                <w:rFonts w:eastAsia="Calibri"/>
                 <w:b/>
-                <w:color w:val="FFFFFF"/>
+                <w:bCs/>
+                <w:color w:val="FFFFFF" w:themeColor="background1"/>
                 <w:sz w:val="18"/>
-              </w:rPr>
-              <w:t>event_type</w:t>
-            </w:r>
-          </w:p>
-        </w:tc>
-        <w:tc>
-          <w:tcPr>
-            <w:tcW w:w="1560" w:type="dxa"/>
-            <w:tcBorders>
-              <w:top w:val="single" w:sz="6" w:space="0" w:color="000000"/>
-              <w:left w:val="single" w:sz="6" w:space="0" w:color="000000"/>
-              <w:bottom w:val="single" w:sz="6" w:space="0" w:color="000000"/>
-              <w:right w:val="single" w:sz="6" w:space="0" w:color="000000"/>
-            </w:tcBorders>
-            <w:shd w:val="clear" w:color="auto" w:fill="000000"/>
-            <w:vAlign w:val="center"/>
-          </w:tcPr>
-          <w:p>
-            <w:pPr>
-              <w:spacing w:after="40" w:line="240" w:lineRule="auto"/>
-            </w:pPr>
-            <w:r>
-              <w:rPr>
-                <w:rFonts w:eastAsia="Calibri"/>
-                <w:b/>
-                <w:color w:val="FFFFFF"/>
-                <w:sz w:val="18"/>
-              </w:rPr>
-              <w:t>status</w:t>
-            </w:r>
-          </w:p>
-        </w:tc>
-        <w:tc>
-          <w:tcPr>
-            <w:tcW w:w="1560" w:type="dxa"/>
-            <w:tcBorders>
-              <w:top w:val="single" w:sz="6" w:space="0" w:color="000000"/>
-              <w:left w:val="single" w:sz="6" w:space="0" w:color="000000"/>
-              <w:bottom w:val="single" w:sz="6" w:space="0" w:color="000000"/>
-              <w:right w:val="single" w:sz="6" w:space="0" w:color="000000"/>
-            </w:tcBorders>
-            <w:shd w:val="clear" w:color="auto" w:fill="000000"/>
-            <w:vAlign w:val="center"/>
-          </w:tcPr>
-          <w:p>
-            <w:pPr>
-              <w:spacing w:after="40" w:line="240" w:lineRule="auto"/>
-            </w:pPr>
-            <w:r>
-              <w:rPr>
-                <w:rFonts w:eastAsia="Calibri"/>
-                <w:b/>
-                <w:color w:val="FFFFFF"/>
-                <w:sz w:val="18"/>
+                <w:szCs w:val="18"/>
               </w:rPr>
               <w:t>details</w:t>
             </w:r>
@@ -1951,7 +2266,7 @@
         </w:trPr>
         <w:tc>
           <w:tcPr>
-            <w:tcW w:w="1560" w:type="dxa"/>
+            <w:tcW w:w="861" w:type="dxa"/>
             <w:tcBorders>
               <w:top w:val="single" w:sz="6" w:space="0" w:color="000000"/>
               <w:left w:val="single" w:sz="6" w:space="0" w:color="000000"/>
@@ -1962,7 +2277,31 @@
           </w:tcPr>
           <w:p>
             <w:pPr>
-              <w:spacing w:after="40" w:line="240" w:lineRule="auto"/>
+              <w:spacing w:after="40"/>
+            </w:pPr>
+            <w:r>
+              <w:rPr>
+                <w:rFonts w:eastAsia="Calibri"/>
+                <w:sz w:val="18"/>
+              </w:rPr>
+              <w:t>EVT-0001</w:t>
+            </w:r>
+          </w:p>
+        </w:tc>
+        <w:tc>
+          <w:tcPr>
+            <w:tcW w:w="1199" w:type="dxa"/>
+            <w:tcBorders>
+              <w:top w:val="single" w:sz="6" w:space="0" w:color="000000"/>
+              <w:left w:val="single" w:sz="6" w:space="0" w:color="000000"/>
+              <w:bottom w:val="single" w:sz="6" w:space="0" w:color="000000"/>
+              <w:right w:val="single" w:sz="6" w:space="0" w:color="000000"/>
+            </w:tcBorders>
+            <w:vAlign w:val="center"/>
+          </w:tcPr>
+          <w:p>
+            <w:pPr>
+              <w:spacing w:after="40"/>
             </w:pPr>
             <w:r>
               <w:rPr>
@@ -1975,7 +2314,7 @@
         </w:tc>
         <w:tc>
           <w:tcPr>
-            <w:tcW w:w="1560" w:type="dxa"/>
+            <w:tcW w:w="1309" w:type="dxa"/>
             <w:tcBorders>
               <w:top w:val="single" w:sz="6" w:space="0" w:color="000000"/>
               <w:left w:val="single" w:sz="6" w:space="0" w:color="000000"/>
@@ -1986,7 +2325,79 @@
           </w:tcPr>
           <w:p>
             <w:pPr>
-              <w:spacing w:after="40" w:line="240" w:lineRule="auto"/>
+              <w:spacing w:after="40"/>
+            </w:pPr>
+            <w:r>
+              <w:rPr>
+                <w:rFonts w:eastAsia="Calibri"/>
+                <w:sz w:val="18"/>
+              </w:rPr>
+              <w:t>login</w:t>
+            </w:r>
+          </w:p>
+        </w:tc>
+        <w:tc>
+          <w:tcPr>
+            <w:tcW w:w="833" w:type="dxa"/>
+            <w:tcBorders>
+              <w:top w:val="single" w:sz="6" w:space="0" w:color="000000"/>
+              <w:left w:val="single" w:sz="6" w:space="0" w:color="000000"/>
+              <w:bottom w:val="single" w:sz="6" w:space="0" w:color="000000"/>
+              <w:right w:val="single" w:sz="6" w:space="0" w:color="000000"/>
+            </w:tcBorders>
+            <w:vAlign w:val="center"/>
+          </w:tcPr>
+          <w:p>
+            <w:pPr>
+              <w:spacing w:after="40"/>
+            </w:pPr>
+            <w:r>
+              <w:rPr>
+                <w:rFonts w:eastAsia="Calibri"/>
+                <w:sz w:val="18"/>
+              </w:rPr>
+              <w:t>WS-TEST-01</w:t>
+            </w:r>
+          </w:p>
+        </w:tc>
+        <w:tc>
+          <w:tcPr>
+            <w:tcW w:w="1351" w:type="dxa"/>
+            <w:tcBorders>
+              <w:top w:val="single" w:sz="6" w:space="0" w:color="000000"/>
+              <w:left w:val="single" w:sz="6" w:space="0" w:color="000000"/>
+              <w:bottom w:val="single" w:sz="6" w:space="0" w:color="000000"/>
+              <w:right w:val="single" w:sz="6" w:space="0" w:color="000000"/>
+            </w:tcBorders>
+            <w:vAlign w:val="center"/>
+          </w:tcPr>
+          <w:p>
+            <w:pPr>
+              <w:spacing w:after="40"/>
+            </w:pPr>
+            <w:r>
+              <w:rPr>
+                <w:rFonts w:eastAsia="Calibri"/>
+                <w:sz w:val="18"/>
+              </w:rPr>
+              <w:t>user_demo</w:t>
+            </w:r>
+          </w:p>
+        </w:tc>
+        <w:tc>
+          <w:tcPr>
+            <w:tcW w:w="1069" w:type="dxa"/>
+            <w:tcBorders>
+              <w:top w:val="single" w:sz="6" w:space="0" w:color="000000"/>
+              <w:left w:val="single" w:sz="6" w:space="0" w:color="000000"/>
+              <w:bottom w:val="single" w:sz="6" w:space="0" w:color="000000"/>
+              <w:right w:val="single" w:sz="6" w:space="0" w:color="000000"/>
+            </w:tcBorders>
+            <w:vAlign w:val="center"/>
+          </w:tcPr>
+          <w:p>
+            <w:pPr>
+              <w:spacing w:after="40"/>
             </w:pPr>
             <w:r>
               <w:rPr>
@@ -1999,7 +2410,72 @@
         </w:tc>
         <w:tc>
           <w:tcPr>
-            <w:tcW w:w="1560" w:type="dxa"/>
+            <w:tcW w:w="999" w:type="dxa"/>
+          </w:tcPr>
+          <w:p>
+            <w:pPr>
+              <w:rPr>
+                <w:sz w:val="18"/>
+                <w:szCs w:val="18"/>
+              </w:rPr>
+            </w:pPr>
+            <w:r>
+              <w:rPr>
+                <w:sz w:val="18"/>
+                <w:szCs w:val="18"/>
+              </w:rPr>
+              <w:t>login</w:t>
+            </w:r>
+          </w:p>
+        </w:tc>
+        <w:tc>
+          <w:tcPr>
+            <w:tcW w:w="931" w:type="dxa"/>
+          </w:tcPr>
+          <w:p>
+            <w:pPr>
+              <w:rPr>
+                <w:sz w:val="18"/>
+                <w:szCs w:val="18"/>
+              </w:rPr>
+            </w:pPr>
+            <w:r>
+              <w:rPr>
+                <w:sz w:val="18"/>
+                <w:szCs w:val="18"/>
+              </w:rPr>
+              <w:t>success</w:t>
+            </w:r>
+          </w:p>
+        </w:tc>
+        <w:tc>
+          <w:tcPr>
+            <w:tcW w:w="1024" w:type="dxa"/>
+          </w:tcPr>
+          <w:p>
+            <w:pPr>
+              <w:rPr>
+                <w:sz w:val="18"/>
+                <w:szCs w:val="18"/>
+              </w:rPr>
+            </w:pPr>
+            <w:r>
+              <w:rPr>
+                <w:sz w:val="18"/>
+                <w:szCs w:val="18"/>
+              </w:rPr>
+              <w:t>Synthetic successful login.</w:t>
+            </w:r>
+          </w:p>
+        </w:tc>
+      </w:tr>
+      <w:tr>
+        <w:trPr>
+          <w:jc w:val="center"/>
+        </w:trPr>
+        <w:tc>
+          <w:tcPr>
+            <w:tcW w:w="861" w:type="dxa"/>
             <w:tcBorders>
               <w:top w:val="single" w:sz="6" w:space="0" w:color="000000"/>
               <w:left w:val="single" w:sz="6" w:space="0" w:color="000000"/>
@@ -2010,20 +2486,20 @@
           </w:tcPr>
           <w:p>
             <w:pPr>
-              <w:spacing w:after="40" w:line="240" w:lineRule="auto"/>
+              <w:spacing w:after="40"/>
             </w:pPr>
             <w:r>
               <w:rPr>
                 <w:rFonts w:eastAsia="Calibri"/>
                 <w:sz w:val="18"/>
               </w:rPr>
-              <w:t>student01</w:t>
+              <w:t>EVT-0002</w:t>
             </w:r>
           </w:p>
         </w:tc>
         <w:tc>
           <w:tcPr>
-            <w:tcW w:w="1560" w:type="dxa"/>
+            <w:tcW w:w="1199" w:type="dxa"/>
             <w:tcBorders>
               <w:top w:val="single" w:sz="6" w:space="0" w:color="000000"/>
               <w:left w:val="single" w:sz="6" w:space="0" w:color="000000"/>
@@ -2034,84 +2510,7 @@
           </w:tcPr>
           <w:p>
             <w:pPr>
-              <w:spacing w:after="40" w:line="240" w:lineRule="auto"/>
-            </w:pPr>
-            <w:r>
-              <w:rPr>
-                <w:rFonts w:eastAsia="Calibri"/>
-                <w:sz w:val="18"/>
-              </w:rPr>
-              <w:t>login_success</w:t>
-            </w:r>
-          </w:p>
-        </w:tc>
-        <w:tc>
-          <w:tcPr>
-            <w:tcW w:w="1560" w:type="dxa"/>
-            <w:tcBorders>
-              <w:top w:val="single" w:sz="6" w:space="0" w:color="000000"/>
-              <w:left w:val="single" w:sz="6" w:space="0" w:color="000000"/>
-              <w:bottom w:val="single" w:sz="6" w:space="0" w:color="000000"/>
-              <w:right w:val="single" w:sz="6" w:space="0" w:color="000000"/>
-            </w:tcBorders>
-            <w:vAlign w:val="center"/>
-          </w:tcPr>
-          <w:p>
-            <w:pPr>
-              <w:spacing w:after="40" w:line="240" w:lineRule="auto"/>
-            </w:pPr>
-            <w:r>
-              <w:rPr>
-                <w:rFonts w:eastAsia="Calibri"/>
-                <w:sz w:val="18"/>
-              </w:rPr>
-              <w:t>success</w:t>
-            </w:r>
-          </w:p>
-        </w:tc>
-        <w:tc>
-          <w:tcPr>
-            <w:tcW w:w="1560" w:type="dxa"/>
-            <w:tcBorders>
-              <w:top w:val="single" w:sz="6" w:space="0" w:color="000000"/>
-              <w:left w:val="single" w:sz="6" w:space="0" w:color="000000"/>
-              <w:bottom w:val="single" w:sz="6" w:space="0" w:color="000000"/>
-              <w:right w:val="single" w:sz="6" w:space="0" w:color="000000"/>
-            </w:tcBorders>
-            <w:vAlign w:val="center"/>
-          </w:tcPr>
-          <w:p>
-            <w:pPr>
-              <w:spacing w:after="40" w:line="240" w:lineRule="auto"/>
-            </w:pPr>
-            <w:r>
-              <w:rPr>
-                <w:rFonts w:eastAsia="Calibri"/>
-                <w:sz w:val="18"/>
-              </w:rPr>
-              <w:t>Successful login from a documentation IP.</w:t>
-            </w:r>
-          </w:p>
-        </w:tc>
-      </w:tr>
-      <w:tr>
-        <w:trPr>
-          <w:jc w:val="center"/>
-        </w:trPr>
-        <w:tc>
-          <w:tcPr>
-            <w:tcW w:w="1560" w:type="dxa"/>
-            <w:tcBorders>
-              <w:top w:val="single" w:sz="6" w:space="0" w:color="000000"/>
-              <w:left w:val="single" w:sz="6" w:space="0" w:color="000000"/>
-              <w:bottom w:val="single" w:sz="6" w:space="0" w:color="000000"/>
-              <w:right w:val="single" w:sz="6" w:space="0" w:color="000000"/>
-            </w:tcBorders>
-            <w:vAlign w:val="center"/>
-          </w:tcPr>
-          <w:p>
-            <w:pPr>
-              <w:spacing w:after="40" w:line="240" w:lineRule="auto"/>
+              <w:spacing w:after="40"/>
             </w:pPr>
             <w:r>
               <w:rPr>
@@ -2124,7 +2523,7 @@
         </w:tc>
         <w:tc>
           <w:tcPr>
-            <w:tcW w:w="1560" w:type="dxa"/>
+            <w:tcW w:w="1309" w:type="dxa"/>
             <w:tcBorders>
               <w:top w:val="single" w:sz="6" w:space="0" w:color="000000"/>
               <w:left w:val="single" w:sz="6" w:space="0" w:color="000000"/>
@@ -2135,20 +2534,20 @@
           </w:tcPr>
           <w:p>
             <w:pPr>
-              <w:spacing w:after="40" w:line="240" w:lineRule="auto"/>
+              <w:spacing w:after="40"/>
             </w:pPr>
             <w:r>
               <w:rPr>
                 <w:rFonts w:eastAsia="Calibri"/>
                 <w:sz w:val="18"/>
               </w:rPr>
-              <w:t>198.51.100.24</w:t>
+              <w:t>login</w:t>
             </w:r>
           </w:p>
         </w:tc>
         <w:tc>
           <w:tcPr>
-            <w:tcW w:w="1560" w:type="dxa"/>
+            <w:tcW w:w="833" w:type="dxa"/>
             <w:tcBorders>
               <w:top w:val="single" w:sz="6" w:space="0" w:color="000000"/>
               <w:left w:val="single" w:sz="6" w:space="0" w:color="000000"/>
@@ -2159,20 +2558,20 @@
           </w:tcPr>
           <w:p>
             <w:pPr>
-              <w:spacing w:after="40" w:line="240" w:lineRule="auto"/>
+              <w:spacing w:after="40"/>
             </w:pPr>
             <w:r>
               <w:rPr>
                 <w:rFonts w:eastAsia="Calibri"/>
                 <w:sz w:val="18"/>
               </w:rPr>
-              <w:t>student02</w:t>
+              <w:t>WS-TEST-01</w:t>
             </w:r>
           </w:p>
         </w:tc>
         <w:tc>
           <w:tcPr>
-            <w:tcW w:w="1560" w:type="dxa"/>
+            <w:tcW w:w="1351" w:type="dxa"/>
             <w:tcBorders>
               <w:top w:val="single" w:sz="6" w:space="0" w:color="000000"/>
               <w:left w:val="single" w:sz="6" w:space="0" w:color="000000"/>
@@ -2183,20 +2582,20 @@
           </w:tcPr>
           <w:p>
             <w:pPr>
-              <w:spacing w:after="40" w:line="240" w:lineRule="auto"/>
+              <w:spacing w:after="40"/>
             </w:pPr>
             <w:r>
               <w:rPr>
                 <w:rFonts w:eastAsia="Calibri"/>
                 <w:sz w:val="18"/>
               </w:rPr>
-              <w:t>login_failure</w:t>
+              <w:t>user_demo</w:t>
             </w:r>
           </w:p>
         </w:tc>
         <w:tc>
           <w:tcPr>
-            <w:tcW w:w="1560" w:type="dxa"/>
+            <w:tcW w:w="1069" w:type="dxa"/>
             <w:tcBorders>
               <w:top w:val="single" w:sz="6" w:space="0" w:color="000000"/>
               <w:left w:val="single" w:sz="6" w:space="0" w:color="000000"/>
@@ -2207,12 +2606,52 @@
           </w:tcPr>
           <w:p>
             <w:pPr>
-              <w:spacing w:after="40" w:line="240" w:lineRule="auto"/>
+              <w:spacing w:after="40"/>
             </w:pPr>
             <w:r>
               <w:rPr>
                 <w:rFonts w:eastAsia="Calibri"/>
                 <w:sz w:val="18"/>
+              </w:rPr>
+              <w:t>192.0.2.10</w:t>
+            </w:r>
+          </w:p>
+        </w:tc>
+        <w:tc>
+          <w:tcPr>
+            <w:tcW w:w="999" w:type="dxa"/>
+          </w:tcPr>
+          <w:p>
+            <w:pPr>
+              <w:rPr>
+                <w:sz w:val="18"/>
+                <w:szCs w:val="18"/>
+              </w:rPr>
+            </w:pPr>
+            <w:r>
+              <w:rPr>
+                <w:sz w:val="18"/>
+                <w:szCs w:val="18"/>
+              </w:rPr>
+              <w:t>login</w:t>
+            </w:r>
+          </w:p>
+        </w:tc>
+        <w:tc>
+          <w:tcPr>
+            <w:tcW w:w="931" w:type="dxa"/>
+          </w:tcPr>
+          <w:p>
+            <w:pPr>
+              <w:rPr>
+                <w:sz w:val="18"/>
+                <w:szCs w:val="18"/>
+              </w:rPr>
+            </w:pPr>
+            <w:r>
+              <w:rPr>
+                <w:sz w:val="18"/>
+                <w:szCs w:val="18"/>
               </w:rPr>
               <w:t>failure</w:t>
             </w:r>
@@ -2220,7 +2659,32 @@
         </w:tc>
         <w:tc>
           <w:tcPr>
-            <w:tcW w:w="1560" w:type="dxa"/>
+            <w:tcW w:w="1024" w:type="dxa"/>
+          </w:tcPr>
+          <w:p>
+            <w:pPr>
+              <w:rPr>
+                <w:sz w:val="18"/>
+                <w:szCs w:val="18"/>
+              </w:rPr>
+            </w:pPr>
+            <w:r>
+              <w:rPr>
+                <w:sz w:val="18"/>
+                <w:szCs w:val="18"/>
+              </w:rPr>
+              <w:t>Synthetic failed login attempt.</w:t>
+            </w:r>
+          </w:p>
+        </w:tc>
+      </w:tr>
+      <w:tr>
+        <w:trPr>
+          <w:jc w:val="center"/>
+        </w:trPr>
+        <w:tc>
+          <w:tcPr>
+            <w:tcW w:w="861" w:type="dxa"/>
             <w:tcBorders>
               <w:top w:val="single" w:sz="6" w:space="0" w:color="000000"/>
               <w:left w:val="single" w:sz="6" w:space="0" w:color="000000"/>
@@ -2231,25 +2695,20 @@
           </w:tcPr>
           <w:p>
             <w:pPr>
-              <w:spacing w:after="40" w:line="240" w:lineRule="auto"/>
+              <w:spacing w:after="40"/>
             </w:pPr>
             <w:r>
               <w:rPr>
                 <w:rFonts w:eastAsia="Calibri"/>
                 <w:sz w:val="18"/>
               </w:rPr>
-              <w:t>Failed login attempt; synthetic event.</w:t>
+              <w:t>EVT-0003</w:t>
             </w:r>
           </w:p>
         </w:tc>
-      </w:tr>
-      <w:tr>
-        <w:trPr>
-          <w:jc w:val="center"/>
-        </w:trPr>
         <w:tc>
           <w:tcPr>
-            <w:tcW w:w="1560" w:type="dxa"/>
+            <w:tcW w:w="1199" w:type="dxa"/>
             <w:tcBorders>
               <w:top w:val="single" w:sz="6" w:space="0" w:color="000000"/>
               <w:left w:val="single" w:sz="6" w:space="0" w:color="000000"/>
@@ -2260,7 +2719,7 @@
           </w:tcPr>
           <w:p>
             <w:pPr>
-              <w:spacing w:after="40" w:line="240" w:lineRule="auto"/>
+              <w:spacing w:after="40"/>
             </w:pPr>
             <w:r>
               <w:rPr>
@@ -2273,7 +2732,7 @@
         </w:tc>
         <w:tc>
           <w:tcPr>
-            <w:tcW w:w="1560" w:type="dxa"/>
+            <w:tcW w:w="1309" w:type="dxa"/>
             <w:tcBorders>
               <w:top w:val="single" w:sz="6" w:space="0" w:color="000000"/>
               <w:left w:val="single" w:sz="6" w:space="0" w:color="000000"/>
@@ -2284,7 +2743,95 @@
           </w:tcPr>
           <w:p>
             <w:pPr>
-              <w:spacing w:after="40" w:line="240" w:lineRule="auto"/>
+              <w:spacing w:after="40"/>
+            </w:pPr>
+            <w:r>
+              <w:rPr>
+                <w:rFonts w:eastAsia="Calibri"/>
+                <w:sz w:val="18"/>
+              </w:rPr>
+              <w:t>privilege_change</w:t>
+            </w:r>
+          </w:p>
+        </w:tc>
+        <w:tc>
+          <w:tcPr>
+            <w:tcW w:w="833" w:type="dxa"/>
+            <w:tcBorders>
+              <w:top w:val="single" w:sz="6" w:space="0" w:color="000000"/>
+              <w:left w:val="single" w:sz="6" w:space="0" w:color="000000"/>
+              <w:bottom w:val="single" w:sz="6" w:space="0" w:color="000000"/>
+              <w:right w:val="single" w:sz="6" w:space="0" w:color="000000"/>
+            </w:tcBorders>
+            <w:vAlign w:val="center"/>
+          </w:tcPr>
+          <w:p>
+            <w:pPr>
+              <w:spacing w:after="40"/>
+            </w:pPr>
+            <w:r>
+              <w:rPr>
+                <w:rFonts w:eastAsia="Calibri"/>
+                <w:sz w:val="18"/>
+              </w:rPr>
+              <w:t>SRV-TEST-01</w:t>
+            </w:r>
+          </w:p>
+        </w:tc>
+        <w:tc>
+          <w:tcPr>
+            <w:tcW w:w="1351" w:type="dxa"/>
+            <w:tcBorders>
+              <w:top w:val="single" w:sz="6" w:space="0" w:color="000000"/>
+              <w:left w:val="single" w:sz="6" w:space="0" w:color="000000"/>
+              <w:bottom w:val="single" w:sz="6" w:space="0" w:color="000000"/>
+              <w:right w:val="single" w:sz="6" w:space="0" w:color="000000"/>
+            </w:tcBorders>
+            <w:vAlign w:val="center"/>
+          </w:tcPr>
+          <w:p>
+            <w:pPr>
+              <w:spacing w:after="40"/>
+              <w:rPr>
+                <w:rFonts w:eastAsia="Calibri"/>
+                <w:sz w:val="18"/>
+              </w:rPr>
+            </w:pPr>
+            <w:r>
+              <w:rPr>
+                <w:rFonts w:eastAsia="Calibri"/>
+                <w:sz w:val="18"/>
+              </w:rPr>
+              <w:t>unknown_</w:t>
+            </w:r>
+          </w:p>
+          <w:p>
+            <w:pPr>
+              <w:spacing w:after="40"/>
+            </w:pPr>
+            <w:r>
+              <w:rPr>
+                <w:rFonts w:eastAsia="Calibri"/>
+                <w:sz w:val="18"/>
+              </w:rPr>
+              <w:t>actor</w:t>
+            </w:r>
+          </w:p>
+        </w:tc>
+        <w:tc>
+          <w:tcPr>
+            <w:tcW w:w="1069" w:type="dxa"/>
+            <w:tcBorders>
+              <w:top w:val="single" w:sz="6" w:space="0" w:color="000000"/>
+              <w:left w:val="single" w:sz="6" w:space="0" w:color="000000"/>
+              <w:bottom w:val="single" w:sz="6" w:space="0" w:color="000000"/>
+              <w:right w:val="single" w:sz="6" w:space="0" w:color="000000"/>
+            </w:tcBorders>
+            <w:vAlign w:val="center"/>
+          </w:tcPr>
+          <w:p>
+            <w:pPr>
+              <w:spacing w:after="40"/>
             </w:pPr>
             <w:r>
               <w:rPr>
@@ -2297,102 +2844,82 @@
         </w:tc>
         <w:tc>
           <w:tcPr>
-            <w:tcW w:w="1560" w:type="dxa"/>
-            <w:tcBorders>
-              <w:top w:val="single" w:sz="6" w:space="0" w:color="000000"/>
-              <w:left w:val="single" w:sz="6" w:space="0" w:color="000000"/>
-              <w:bottom w:val="single" w:sz="6" w:space="0" w:color="000000"/>
-              <w:right w:val="single" w:sz="6" w:space="0" w:color="000000"/>
-            </w:tcBorders>
-            <w:vAlign w:val="center"/>
+            <w:tcW w:w="999" w:type="dxa"/>
           </w:tcPr>
           <w:p>
             <w:pPr>
-              <w:spacing w:after="40" w:line="240" w:lineRule="auto"/>
+              <w:rPr>
+                <w:sz w:val="18"/>
+                <w:szCs w:val="18"/>
+              </w:rPr>
             </w:pPr>
             <w:r>
               <w:rPr>
-                <w:rFonts w:eastAsia="Calibri"/>
                 <w:sz w:val="18"/>
+                <w:szCs w:val="18"/>
               </w:rPr>
-              <w:t>admin_demo</w:t>
+              <w:t>privilege_</w:t>
+            </w:r>
+          </w:p>
+          <w:p>
+            <w:pPr>
+              <w:rPr>
+                <w:sz w:val="18"/>
+                <w:szCs w:val="18"/>
+              </w:rPr>
+            </w:pPr>
+            <w:r>
+              <w:rPr>
+                <w:sz w:val="18"/>
+                <w:szCs w:val="18"/>
+              </w:rPr>
+              <w:t>change</w:t>
             </w:r>
           </w:p>
         </w:tc>
         <w:tc>
           <w:tcPr>
-            <w:tcW w:w="1560" w:type="dxa"/>
-            <w:tcBorders>
-              <w:top w:val="single" w:sz="6" w:space="0" w:color="000000"/>
-              <w:left w:val="single" w:sz="6" w:space="0" w:color="000000"/>
-              <w:bottom w:val="single" w:sz="6" w:space="0" w:color="000000"/>
-              <w:right w:val="single" w:sz="6" w:space="0" w:color="000000"/>
-            </w:tcBorders>
-            <w:vAlign w:val="center"/>
+            <w:tcW w:w="931" w:type="dxa"/>
           </w:tcPr>
           <w:p>
             <w:pPr>
-              <w:spacing w:after="40" w:line="240" w:lineRule="auto"/>
+              <w:rPr>
+                <w:sz w:val="18"/>
+                <w:szCs w:val="18"/>
+              </w:rPr>
             </w:pPr>
             <w:r>
               <w:rPr>
-                <w:rFonts w:eastAsia="Calibri"/>
                 <w:sz w:val="18"/>
+                <w:szCs w:val="18"/>
               </w:rPr>
-              <w:t>privilege_change</w:t>
+              <w:t>success</w:t>
             </w:r>
           </w:p>
         </w:tc>
         <w:tc>
           <w:tcPr>
-            <w:tcW w:w="1560" w:type="dxa"/>
-            <w:tcBorders>
-              <w:top w:val="single" w:sz="6" w:space="0" w:color="000000"/>
-              <w:left w:val="single" w:sz="6" w:space="0" w:color="000000"/>
-              <w:bottom w:val="single" w:sz="6" w:space="0" w:color="000000"/>
-              <w:right w:val="single" w:sz="6" w:space="0" w:color="000000"/>
-            </w:tcBorders>
-            <w:vAlign w:val="center"/>
+            <w:tcW w:w="1024" w:type="dxa"/>
           </w:tcPr>
           <w:p>
             <w:pPr>
-              <w:spacing w:after="40" w:line="240" w:lineRule="auto"/>
+              <w:rPr>
+                <w:sz w:val="18"/>
+                <w:szCs w:val="18"/>
+              </w:rPr>
             </w:pPr>
             <w:r>
               <w:rPr>
-                <w:rFonts w:eastAsia="Calibri"/>
                 <w:sz w:val="18"/>
+                <w:szCs w:val="18"/>
               </w:rPr>
-              <w:t>detected</w:t>
-            </w:r>
-          </w:p>
-        </w:tc>
-        <w:tc>
-          <w:tcPr>
-            <w:tcW w:w="1560" w:type="dxa"/>
-            <w:tcBorders>
-              <w:top w:val="single" w:sz="6" w:space="0" w:color="000000"/>
-              <w:left w:val="single" w:sz="6" w:space="0" w:color="000000"/>
-              <w:bottom w:val="single" w:sz="6" w:space="0" w:color="000000"/>
-              <w:right w:val="single" w:sz="6" w:space="0" w:color="000000"/>
-            </w:tcBorders>
-            <w:vAlign w:val="center"/>
-          </w:tcPr>
-          <w:p>
-            <w:pPr>
-              <w:spacing w:after="40" w:line="240" w:lineRule="auto"/>
-            </w:pPr>
-            <w:r>
-              <w:rPr>
-                <w:rFonts w:eastAsia="Calibri"/>
-                <w:sz w:val="18"/>
-              </w:rPr>
-              <w:t>Synthetic privilege change for rule testing.</w:t>
+              <w:t>Synthetic privilege change for DET-03 testing.</w:t>
             </w:r>
           </w:p>
         </w:tc>
       </w:tr>
     </w:tbl>
+    <w:p/>
     <w:p>
       <w:r>
         <w:t>The IP ranges 192.0.2.0/24, 198.51.100.0/24, and 203.0.113.0/24 are reserved for documentation examples.</w:t>
@@ -2400,7 +2927,24 @@
     </w:p>
     <w:p>
       <w:pPr>
+        <w:spacing w:after="0"/>
+      </w:pPr>
+    </w:p>
+    <w:p>
+      <w:pPr>
         <w:pStyle w:val="Heading1"/>
+        <w:spacing w:before="0"/>
+        <w:rPr>
+          <w:rFonts w:ascii="Times New Roman" w:hAnsi="Times New Roman" w:cs="Times New Roman"/>
+        </w:rPr>
+      </w:pPr>
+    </w:p>
+    <w:p/>
+    <w:p/>
+    <w:p>
+      <w:pPr>
+        <w:pStyle w:val="Heading1"/>
+        <w:spacing w:before="0"/>
         <w:rPr>
           <w:rFonts w:ascii="Times New Roman" w:hAnsi="Times New Roman" w:cs="Times New Roman"/>
         </w:rPr>
@@ -2417,7 +2961,7 @@
         <w:pStyle w:val="ListBullet"/>
       </w:pPr>
       <w:r>
-        <w:t>Report a missing file, empty file, or missing required headers with a clear user-facing message.</w:t>
+        <w:t>Reject a missing/empty file, invalid CSV structure, or missing required headers with a clear user-facing message.</w:t>
       </w:r>
     </w:p>
     <w:p>
@@ -2425,7 +2969,7 @@
         <w:pStyle w:val="ListBullet"/>
       </w:pPr>
       <w:r>
-        <w:t>Validate required columns and identify missing or blank required values.</w:t>
+        <w:t>Validate required headers and required values. Reject empty files, malformed CSV structure, or missing required headers. Skip individual invalid rows and report row numbers, reasons, and skipped count. If no valid rows remain, stop analysis and show the validation summary.</w:t>
       </w:r>
     </w:p>
     <w:p>
@@ -2457,7 +3001,7 @@
         <w:pStyle w:val="ListBullet"/>
       </w:pPr>
       <w:r>
-        <w:t>Where practical, report row numbers and validation reasons so users can correct the input.</w:t>
+        <w:t>Report row numbers and validation reasons for skipped rows so users can correct the input.</w:t>
       </w:r>
     </w:p>
     <w:p>
@@ -2479,7 +3023,6 @@
         <w:t>The parser returns normalized event records. The detector and risk scorer may add the following fields; these are generated outputs, not required input columns.</w:t>
       </w:r>
     </w:p>
-    <w:p/>
     <w:tbl>
       <w:tblPr>
         <w:tblStyle w:val="TableGrid"/>
@@ -2488,9 +3031,9 @@
         <w:tblLook w:val="04A0" w:firstRow="1" w:lastRow="0" w:firstColumn="1" w:lastColumn="0" w:noHBand="0" w:noVBand="1"/>
       </w:tblPr>
       <w:tblGrid>
-        <w:gridCol w:w="3120"/>
-        <w:gridCol w:w="3120"/>
-        <w:gridCol w:w="3120"/>
+        <w:gridCol w:w="3115"/>
+        <w:gridCol w:w="3114"/>
+        <w:gridCol w:w="3115"/>
       </w:tblGrid>
       <w:tr>
         <w:trPr>
@@ -2510,7 +3053,7 @@
           </w:tcPr>
           <w:p>
             <w:pPr>
-              <w:spacing w:after="40" w:line="240" w:lineRule="auto"/>
+              <w:spacing w:after="40"/>
             </w:pPr>
             <w:r>
               <w:rPr>
@@ -2519,7 +3062,6 @@
                 <w:color w:val="FFFFFF"/>
                 <w:sz w:val="18"/>
               </w:rPr>
-              <w:lastRenderedPageBreak/>
               <w:t>Output field</w:t>
             </w:r>
           </w:p>
@@ -2538,7 +3080,7 @@
           </w:tcPr>
           <w:p>
             <w:pPr>
-              <w:spacing w:after="40" w:line="240" w:lineRule="auto"/>
+              <w:spacing w:after="40"/>
             </w:pPr>
             <w:r>
               <w:rPr>
@@ -2565,7 +3107,7 @@
           </w:tcPr>
           <w:p>
             <w:pPr>
-              <w:spacing w:after="40" w:line="240" w:lineRule="auto"/>
+              <w:spacing w:after="40"/>
             </w:pPr>
             <w:r>
               <w:rPr>
@@ -2596,7 +3138,7 @@
           </w:tcPr>
           <w:p>
             <w:pPr>
-              <w:spacing w:after="40" w:line="240" w:lineRule="auto"/>
+              <w:spacing w:after="40"/>
             </w:pPr>
             <w:r>
               <w:rPr>
@@ -2620,7 +3162,7 @@
           </w:tcPr>
           <w:p>
             <w:pPr>
-              <w:spacing w:after="40" w:line="240" w:lineRule="auto"/>
+              <w:spacing w:after="40"/>
             </w:pPr>
             <w:r>
               <w:rPr>
@@ -2644,7 +3186,7 @@
           </w:tcPr>
           <w:p>
             <w:pPr>
-              <w:spacing w:after="40" w:line="240" w:lineRule="auto"/>
+              <w:spacing w:after="40"/>
             </w:pPr>
             <w:r>
               <w:rPr>
@@ -2673,7 +3215,7 @@
           </w:tcPr>
           <w:p>
             <w:pPr>
-              <w:spacing w:after="40" w:line="240" w:lineRule="auto"/>
+              <w:spacing w:after="40"/>
             </w:pPr>
             <w:r>
               <w:rPr>
@@ -2697,7 +3239,7 @@
           </w:tcPr>
           <w:p>
             <w:pPr>
-              <w:spacing w:after="40" w:line="240" w:lineRule="auto"/>
+              <w:spacing w:after="40"/>
             </w:pPr>
             <w:r>
               <w:rPr>
@@ -2721,7 +3263,7 @@
           </w:tcPr>
           <w:p>
             <w:pPr>
-              <w:spacing w:after="40" w:line="240" w:lineRule="auto"/>
+              <w:spacing w:after="40"/>
             </w:pPr>
             <w:r>
               <w:rPr>
@@ -2750,7 +3292,7 @@
           </w:tcPr>
           <w:p>
             <w:pPr>
-              <w:spacing w:after="40" w:line="240" w:lineRule="auto"/>
+              <w:spacing w:after="40"/>
             </w:pPr>
             <w:r>
               <w:rPr>
@@ -2774,7 +3316,7 @@
           </w:tcPr>
           <w:p>
             <w:pPr>
-              <w:spacing w:after="40" w:line="240" w:lineRule="auto"/>
+              <w:spacing w:after="40"/>
             </w:pPr>
             <w:r>
               <w:rPr>
@@ -2798,7 +3340,7 @@
           </w:tcPr>
           <w:p>
             <w:pPr>
-              <w:spacing w:after="40" w:line="240" w:lineRule="auto"/>
+              <w:spacing w:after="40"/>
             </w:pPr>
             <w:r>
               <w:rPr>
@@ -2827,7 +3369,7 @@
           </w:tcPr>
           <w:p>
             <w:pPr>
-              <w:spacing w:after="40" w:line="240" w:lineRule="auto"/>
+              <w:spacing w:after="40"/>
             </w:pPr>
             <w:r>
               <w:rPr>
@@ -2851,7 +3393,7 @@
           </w:tcPr>
           <w:p>
             <w:pPr>
-              <w:spacing w:after="40" w:line="240" w:lineRule="auto"/>
+              <w:spacing w:after="40"/>
             </w:pPr>
             <w:r>
               <w:rPr>
@@ -2875,7 +3417,7 @@
           </w:tcPr>
           <w:p>
             <w:pPr>
-              <w:spacing w:after="40" w:line="240" w:lineRule="auto"/>
+              <w:spacing w:after="40"/>
             </w:pPr>
             <w:r>
               <w:rPr>
@@ -2904,7 +3446,7 @@
           </w:tcPr>
           <w:p>
             <w:pPr>
-              <w:spacing w:after="40" w:line="240" w:lineRule="auto"/>
+              <w:spacing w:after="40"/>
             </w:pPr>
             <w:r>
               <w:rPr>
@@ -2928,7 +3470,7 @@
           </w:tcPr>
           <w:p>
             <w:pPr>
-              <w:spacing w:after="40" w:line="240" w:lineRule="auto"/>
+              <w:spacing w:after="40"/>
             </w:pPr>
             <w:r>
               <w:rPr>
@@ -2952,7 +3494,7 @@
           </w:tcPr>
           <w:p>
             <w:pPr>
-              <w:spacing w:after="40" w:line="240" w:lineRule="auto"/>
+              <w:spacing w:after="40"/>
             </w:pPr>
             <w:r>
               <w:rPr>
@@ -2981,7 +3523,7 @@
     </w:p>
     <w:p>
       <w:r>
-        <w:t>The planned dashboard supports exporting filtered analysis results to CSV and JSON. Exports should include input fields and available enrichment fields. Exported values should be treated as untrusted data by downstream tools.</w:t>
+        <w:t>The planned web dashboard supports exporting filtered analysis results to CSV and JSON. Exports should include input fields and available enrichment fields. Exported values should be treated as untrusted data by downstream tools.</w:t>
       </w:r>
     </w:p>
     <w:p>
@@ -3011,7 +3553,7 @@
         <w:pStyle w:val="ListBullet"/>
       </w:pPr>
       <w:r>
-        <w:t>Keep processing local in the initial version unless scope is explicitly revised.</w:t>
+        <w:t>Perform analysis in the backend without persistent storage or upload history. Local development and testing come first; public deployment is the final milestone. Users must be warned not to upload confidential or sensitive logs to the public demo.</w:t>
       </w:r>
     </w:p>
     <w:p>
@@ -3027,6 +3569,7 @@
         <w:pStyle w:val="ListBullet"/>
       </w:pPr>
       <w:r>
+        <w:lastRenderedPageBreak/>
         <w:t>Do not present a risk score as proof of compromise; it is a rule-based triage aid.</w:t>
       </w:r>
     </w:p>
@@ -3046,7 +3589,7 @@
     </w:p>
     <w:p>
       <w:r>
-        <w:t>Keep this schema aligned with data/sample_security_logs.csv, src/log_parser.py, src/detector.py, src/risk_scorer.py, src/app.py, and tests/. If a field or allowed value changes, update this document, the Markdown version, sample data, and relevant tests in the same change.</w:t>
+        <w:t>Keep this schema aligned with data/sample_security_logs.csv, backend/app/log_parser.py, backend/app/detector.py, backend/app/risk_scorer.py, frontend/src/app/, and backend/tests/. If a field or allowed value changes, update this document, the Markdown version, sample data, and relevant tests in the same change.</w:t>
       </w:r>
     </w:p>
     <w:p>
@@ -4106,6 +4649,7 @@
   <w:style w:type="character" w:default="1" w:styleId="DefaultParagraphFont">
     <w:name w:val="Default Paragraph Font"/>
     <w:uiPriority w:val="1"/>
+    <w:semiHidden/>
     <w:unhideWhenUsed/>
   </w:style>
   <w:style w:type="table" w:default="1" w:styleId="TableNormal">
